--- a/Documentacion/Word/Documentacio Proyecto - Datos II.docx
+++ b/Documentacion/Word/Documentacio Proyecto - Datos II.docx
@@ -388,7 +388,7 @@
       <w:sdtContent>
         <w:p>
           <w:pPr>
-            <w:pStyle w:val="TOCHeading"/>
+            <w:pStyle w:val="TtuloTDC"/>
             <w:jc w:val="both"/>
             <w:rPr>
               <w:rFonts w:ascii="Arial" w:hAnsi="Arial" w:cs="Arial"/>
@@ -415,13 +415,14 @@
         </w:p>
         <w:p>
           <w:pPr>
-            <w:pStyle w:val="TOC1"/>
+            <w:pStyle w:val="TDC1"/>
             <w:tabs>
               <w:tab w:val="right" w:leader="dot" w:pos="9350"/>
             </w:tabs>
             <w:rPr>
               <w:rFonts w:eastAsiaTheme="minorEastAsia"/>
               <w:noProof/>
+              <w:lang w:val="es-CR" w:eastAsia="es-CR"/>
             </w:rPr>
           </w:pPr>
           <w:r>
@@ -445,10 +446,10 @@
             </w:rPr>
             <w:fldChar w:fldCharType="separate"/>
           </w:r>
-          <w:hyperlink w:anchor="_Toc233489689" w:history="1">
-            <w:r>
-              <w:rPr>
-                <w:rStyle w:val="Hyperlink"/>
+          <w:hyperlink w:anchor="_Toc233651048" w:history="1">
+            <w:r>
+              <w:rPr>
+                <w:rStyle w:val="Hipervnculo"/>
                 <w:rFonts w:ascii="Arial" w:hAnsi="Arial" w:cs="Arial"/>
                 <w:b/>
                 <w:bCs/>
@@ -476,7 +477,7 @@
                 <w:noProof/>
                 <w:webHidden/>
               </w:rPr>
-              <w:instrText xml:space="preserve"> PAGEREF _Toc233489689 \h </w:instrText>
+              <w:instrText xml:space="preserve"> PAGEREF _Toc233651048 \h </w:instrText>
             </w:r>
             <w:r>
               <w:rPr>
@@ -509,19 +510,20 @@
         </w:p>
         <w:p>
           <w:pPr>
-            <w:pStyle w:val="TOC1"/>
+            <w:pStyle w:val="TDC1"/>
             <w:tabs>
               <w:tab w:val="right" w:leader="dot" w:pos="9350"/>
             </w:tabs>
             <w:rPr>
               <w:rFonts w:eastAsiaTheme="minorEastAsia"/>
               <w:noProof/>
+              <w:lang w:val="es-CR" w:eastAsia="es-CR"/>
             </w:rPr>
           </w:pPr>
-          <w:hyperlink w:anchor="_Toc233489690" w:history="1">
-            <w:r>
-              <w:rPr>
-                <w:rStyle w:val="Hyperlink"/>
+          <w:hyperlink w:anchor="_Toc233651049" w:history="1">
+            <w:r>
+              <w:rPr>
+                <w:rStyle w:val="Hipervnculo"/>
                 <w:rFonts w:ascii="Arial" w:hAnsi="Arial" w:cs="Arial"/>
                 <w:b/>
                 <w:bCs/>
@@ -549,7 +551,7 @@
                 <w:noProof/>
                 <w:webHidden/>
               </w:rPr>
-              <w:instrText xml:space="preserve"> PAGEREF _Toc233489690 \h </w:instrText>
+              <w:instrText xml:space="preserve"> PAGEREF _Toc233651049 \h </w:instrText>
             </w:r>
             <w:r>
               <w:rPr>
@@ -582,19 +584,20 @@
         </w:p>
         <w:p>
           <w:pPr>
-            <w:pStyle w:val="TOC1"/>
+            <w:pStyle w:val="TDC1"/>
             <w:tabs>
               <w:tab w:val="right" w:leader="dot" w:pos="9350"/>
             </w:tabs>
             <w:rPr>
               <w:rFonts w:eastAsiaTheme="minorEastAsia"/>
               <w:noProof/>
+              <w:lang w:val="es-CR" w:eastAsia="es-CR"/>
             </w:rPr>
           </w:pPr>
-          <w:hyperlink w:anchor="_Toc233489691" w:history="1">
-            <w:r>
-              <w:rPr>
-                <w:rStyle w:val="Hyperlink"/>
+          <w:hyperlink w:anchor="_Toc233651050" w:history="1">
+            <w:r>
+              <w:rPr>
+                <w:rStyle w:val="Hipervnculo"/>
                 <w:rFonts w:ascii="Arial" w:hAnsi="Arial" w:cs="Arial"/>
                 <w:b/>
                 <w:bCs/>
@@ -622,7 +625,7 @@
                 <w:noProof/>
                 <w:webHidden/>
               </w:rPr>
-              <w:instrText xml:space="preserve"> PAGEREF _Toc233489691 \h </w:instrText>
+              <w:instrText xml:space="preserve"> PAGEREF _Toc233651050 \h </w:instrText>
             </w:r>
             <w:r>
               <w:rPr>
@@ -655,7 +658,7 @@
         </w:p>
         <w:p>
           <w:pPr>
-            <w:pStyle w:val="TOC2"/>
+            <w:pStyle w:val="TDC2"/>
             <w:tabs>
               <w:tab w:val="left" w:pos="720"/>
               <w:tab w:val="right" w:leader="dot" w:pos="9350"/>
@@ -663,12 +666,13 @@
             <w:rPr>
               <w:rFonts w:eastAsiaTheme="minorEastAsia"/>
               <w:noProof/>
+              <w:lang w:val="es-CR" w:eastAsia="es-CR"/>
             </w:rPr>
           </w:pPr>
-          <w:hyperlink w:anchor="_Toc233489692" w:history="1">
-            <w:r>
-              <w:rPr>
-                <w:rStyle w:val="Hyperlink"/>
+          <w:hyperlink w:anchor="_Toc233651051" w:history="1">
+            <w:r>
+              <w:rPr>
+                <w:rStyle w:val="Hipervnculo"/>
                 <w:rFonts w:ascii="Arial" w:hAnsi="Arial" w:cs="Arial"/>
                 <w:b/>
                 <w:bCs/>
@@ -681,12 +685,13 @@
               <w:rPr>
                 <w:rFonts w:eastAsiaTheme="minorEastAsia"/>
                 <w:noProof/>
+                <w:lang w:val="es-CR" w:eastAsia="es-CR"/>
               </w:rPr>
               <w:tab/>
             </w:r>
             <w:r>
               <w:rPr>
-                <w:rStyle w:val="Hyperlink"/>
+                <w:rStyle w:val="Hipervnculo"/>
                 <w:rFonts w:ascii="Arial" w:hAnsi="Arial" w:cs="Arial"/>
                 <w:b/>
                 <w:bCs/>
@@ -714,7 +719,7 @@
                 <w:noProof/>
                 <w:webHidden/>
               </w:rPr>
-              <w:instrText xml:space="preserve"> PAGEREF _Toc233489692 \h </w:instrText>
+              <w:instrText xml:space="preserve"> PAGEREF _Toc233651051 \h </w:instrText>
             </w:r>
             <w:r>
               <w:rPr>
@@ -747,7 +752,7 @@
         </w:p>
         <w:p>
           <w:pPr>
-            <w:pStyle w:val="TOC2"/>
+            <w:pStyle w:val="TDC2"/>
             <w:tabs>
               <w:tab w:val="left" w:pos="720"/>
               <w:tab w:val="right" w:leader="dot" w:pos="9350"/>
@@ -755,12 +760,13 @@
             <w:rPr>
               <w:rFonts w:eastAsiaTheme="minorEastAsia"/>
               <w:noProof/>
+              <w:lang w:val="es-CR" w:eastAsia="es-CR"/>
             </w:rPr>
           </w:pPr>
-          <w:hyperlink w:anchor="_Toc233489693" w:history="1">
-            <w:r>
-              <w:rPr>
-                <w:rStyle w:val="Hyperlink"/>
+          <w:hyperlink w:anchor="_Toc233651052" w:history="1">
+            <w:r>
+              <w:rPr>
+                <w:rStyle w:val="Hipervnculo"/>
                 <w:rFonts w:ascii="Arial" w:hAnsi="Arial" w:cs="Arial"/>
                 <w:b/>
                 <w:bCs/>
@@ -773,12 +779,13 @@
               <w:rPr>
                 <w:rFonts w:eastAsiaTheme="minorEastAsia"/>
                 <w:noProof/>
+                <w:lang w:val="es-CR" w:eastAsia="es-CR"/>
               </w:rPr>
               <w:tab/>
             </w:r>
             <w:r>
               <w:rPr>
-                <w:rStyle w:val="Hyperlink"/>
+                <w:rStyle w:val="Hipervnculo"/>
                 <w:rFonts w:ascii="Arial" w:hAnsi="Arial" w:cs="Arial"/>
                 <w:b/>
                 <w:bCs/>
@@ -806,7 +813,7 @@
                 <w:noProof/>
                 <w:webHidden/>
               </w:rPr>
-              <w:instrText xml:space="preserve"> PAGEREF _Toc233489693 \h </w:instrText>
+              <w:instrText xml:space="preserve"> PAGEREF _Toc233651052 \h </w:instrText>
             </w:r>
             <w:r>
               <w:rPr>
@@ -839,19 +846,20 @@
         </w:p>
         <w:p>
           <w:pPr>
-            <w:pStyle w:val="TOC1"/>
+            <w:pStyle w:val="TDC1"/>
             <w:tabs>
               <w:tab w:val="right" w:leader="dot" w:pos="9350"/>
             </w:tabs>
             <w:rPr>
               <w:rFonts w:eastAsiaTheme="minorEastAsia"/>
               <w:noProof/>
+              <w:lang w:val="es-CR" w:eastAsia="es-CR"/>
             </w:rPr>
           </w:pPr>
-          <w:hyperlink w:anchor="_Toc233489694" w:history="1">
-            <w:r>
-              <w:rPr>
-                <w:rStyle w:val="Hyperlink"/>
+          <w:hyperlink w:anchor="_Toc233651053" w:history="1">
+            <w:r>
+              <w:rPr>
+                <w:rStyle w:val="Hipervnculo"/>
                 <w:rFonts w:ascii="Arial" w:hAnsi="Arial" w:cs="Arial"/>
                 <w:b/>
                 <w:bCs/>
@@ -879,7 +887,7 @@
                 <w:noProof/>
                 <w:webHidden/>
               </w:rPr>
-              <w:instrText xml:space="preserve"> PAGEREF _Toc233489694 \h </w:instrText>
+              <w:instrText xml:space="preserve"> PAGEREF _Toc233651053 \h </w:instrText>
             </w:r>
             <w:r>
               <w:rPr>
@@ -912,19 +920,20 @@
         </w:p>
         <w:p>
           <w:pPr>
-            <w:pStyle w:val="TOC1"/>
+            <w:pStyle w:val="TDC1"/>
             <w:tabs>
               <w:tab w:val="right" w:leader="dot" w:pos="9350"/>
             </w:tabs>
             <w:rPr>
               <w:rFonts w:eastAsiaTheme="minorEastAsia"/>
               <w:noProof/>
+              <w:lang w:val="es-CR" w:eastAsia="es-CR"/>
             </w:rPr>
           </w:pPr>
-          <w:hyperlink w:anchor="_Toc233489695" w:history="1">
-            <w:r>
-              <w:rPr>
-                <w:rStyle w:val="Hyperlink"/>
+          <w:hyperlink w:anchor="_Toc233651054" w:history="1">
+            <w:r>
+              <w:rPr>
+                <w:rStyle w:val="Hipervnculo"/>
                 <w:rFonts w:ascii="Arial" w:hAnsi="Arial" w:cs="Arial"/>
                 <w:b/>
                 <w:bCs/>
@@ -952,7 +961,7 @@
                 <w:noProof/>
                 <w:webHidden/>
               </w:rPr>
-              <w:instrText xml:space="preserve"> PAGEREF _Toc233489695 \h </w:instrText>
+              <w:instrText xml:space="preserve"> PAGEREF _Toc233651054 \h </w:instrText>
             </w:r>
             <w:r>
               <w:rPr>
@@ -985,19 +994,20 @@
         </w:p>
         <w:p>
           <w:pPr>
-            <w:pStyle w:val="TOC1"/>
+            <w:pStyle w:val="TDC1"/>
             <w:tabs>
               <w:tab w:val="right" w:leader="dot" w:pos="9350"/>
             </w:tabs>
             <w:rPr>
               <w:rFonts w:eastAsiaTheme="minorEastAsia"/>
               <w:noProof/>
+              <w:lang w:val="es-CR" w:eastAsia="es-CR"/>
             </w:rPr>
           </w:pPr>
-          <w:hyperlink w:anchor="_Toc233489696" w:history="1">
-            <w:r>
-              <w:rPr>
-                <w:rStyle w:val="Hyperlink"/>
+          <w:hyperlink w:anchor="_Toc233651055" w:history="1">
+            <w:r>
+              <w:rPr>
+                <w:rStyle w:val="Hipervnculo"/>
                 <w:rFonts w:ascii="Arial" w:hAnsi="Arial" w:cs="Arial"/>
                 <w:b/>
                 <w:bCs/>
@@ -1025,7 +1035,7 @@
                 <w:noProof/>
                 <w:webHidden/>
               </w:rPr>
-              <w:instrText xml:space="preserve"> PAGEREF _Toc233489696 \h </w:instrText>
+              <w:instrText xml:space="preserve"> PAGEREF _Toc233651055 \h </w:instrText>
             </w:r>
             <w:r>
               <w:rPr>
@@ -1058,7 +1068,7 @@
         </w:p>
         <w:p>
           <w:pPr>
-            <w:pStyle w:val="TOC2"/>
+            <w:pStyle w:val="TDC2"/>
             <w:tabs>
               <w:tab w:val="left" w:pos="720"/>
               <w:tab w:val="right" w:leader="dot" w:pos="9350"/>
@@ -1066,12 +1076,13 @@
             <w:rPr>
               <w:rFonts w:eastAsiaTheme="minorEastAsia"/>
               <w:noProof/>
+              <w:lang w:val="es-CR" w:eastAsia="es-CR"/>
             </w:rPr>
           </w:pPr>
-          <w:hyperlink w:anchor="_Toc233489697" w:history="1">
-            <w:r>
-              <w:rPr>
-                <w:rStyle w:val="Hyperlink"/>
+          <w:hyperlink w:anchor="_Toc233651056" w:history="1">
+            <w:r>
+              <w:rPr>
+                <w:rStyle w:val="Hipervnculo"/>
                 <w:rFonts w:ascii="Arial" w:hAnsi="Arial" w:cs="Arial"/>
                 <w:b/>
                 <w:bCs/>
@@ -1084,12 +1095,13 @@
               <w:rPr>
                 <w:rFonts w:eastAsiaTheme="minorEastAsia"/>
                 <w:noProof/>
+                <w:lang w:val="es-CR" w:eastAsia="es-CR"/>
               </w:rPr>
               <w:tab/>
             </w:r>
             <w:r>
               <w:rPr>
-                <w:rStyle w:val="Hyperlink"/>
+                <w:rStyle w:val="Hipervnculo"/>
                 <w:rFonts w:ascii="Arial" w:hAnsi="Arial" w:cs="Arial"/>
                 <w:b/>
                 <w:bCs/>
@@ -1117,7 +1129,7 @@
                 <w:noProof/>
                 <w:webHidden/>
               </w:rPr>
-              <w:instrText xml:space="preserve"> PAGEREF _Toc233489697 \h </w:instrText>
+              <w:instrText xml:space="preserve"> PAGEREF _Toc233651056 \h </w:instrText>
             </w:r>
             <w:r>
               <w:rPr>
@@ -1150,7 +1162,7 @@
         </w:p>
         <w:p>
           <w:pPr>
-            <w:pStyle w:val="TOC2"/>
+            <w:pStyle w:val="TDC2"/>
             <w:tabs>
               <w:tab w:val="left" w:pos="720"/>
               <w:tab w:val="right" w:leader="dot" w:pos="9350"/>
@@ -1158,12 +1170,13 @@
             <w:rPr>
               <w:rFonts w:eastAsiaTheme="minorEastAsia"/>
               <w:noProof/>
+              <w:lang w:val="es-CR" w:eastAsia="es-CR"/>
             </w:rPr>
           </w:pPr>
-          <w:hyperlink w:anchor="_Toc233489698" w:history="1">
-            <w:r>
-              <w:rPr>
-                <w:rStyle w:val="Hyperlink"/>
+          <w:hyperlink w:anchor="_Toc233651057" w:history="1">
+            <w:r>
+              <w:rPr>
+                <w:rStyle w:val="Hipervnculo"/>
                 <w:rFonts w:ascii="Arial" w:hAnsi="Arial" w:cs="Arial"/>
                 <w:b/>
                 <w:bCs/>
@@ -1176,12 +1189,13 @@
               <w:rPr>
                 <w:rFonts w:eastAsiaTheme="minorEastAsia"/>
                 <w:noProof/>
+                <w:lang w:val="es-CR" w:eastAsia="es-CR"/>
               </w:rPr>
               <w:tab/>
             </w:r>
             <w:r>
               <w:rPr>
-                <w:rStyle w:val="Hyperlink"/>
+                <w:rStyle w:val="Hipervnculo"/>
                 <w:rFonts w:ascii="Arial" w:hAnsi="Arial" w:cs="Arial"/>
                 <w:b/>
                 <w:bCs/>
@@ -1209,7 +1223,7 @@
                 <w:noProof/>
                 <w:webHidden/>
               </w:rPr>
-              <w:instrText xml:space="preserve"> PAGEREF _Toc233489698 \h </w:instrText>
+              <w:instrText xml:space="preserve"> PAGEREF _Toc233651057 \h </w:instrText>
             </w:r>
             <w:r>
               <w:rPr>
@@ -1242,7 +1256,7 @@
         </w:p>
         <w:p>
           <w:pPr>
-            <w:pStyle w:val="TOC2"/>
+            <w:pStyle w:val="TDC2"/>
             <w:tabs>
               <w:tab w:val="left" w:pos="720"/>
               <w:tab w:val="right" w:leader="dot" w:pos="9350"/>
@@ -1250,12 +1264,13 @@
             <w:rPr>
               <w:rFonts w:eastAsiaTheme="minorEastAsia"/>
               <w:noProof/>
+              <w:lang w:val="es-CR" w:eastAsia="es-CR"/>
             </w:rPr>
           </w:pPr>
-          <w:hyperlink w:anchor="_Toc233489699" w:history="1">
-            <w:r>
-              <w:rPr>
-                <w:rStyle w:val="Hyperlink"/>
+          <w:hyperlink w:anchor="_Toc233651058" w:history="1">
+            <w:r>
+              <w:rPr>
+                <w:rStyle w:val="Hipervnculo"/>
                 <w:rFonts w:ascii="Arial" w:hAnsi="Arial" w:cs="Arial"/>
                 <w:b/>
                 <w:bCs/>
@@ -1268,12 +1283,13 @@
               <w:rPr>
                 <w:rFonts w:eastAsiaTheme="minorEastAsia"/>
                 <w:noProof/>
+                <w:lang w:val="es-CR" w:eastAsia="es-CR"/>
               </w:rPr>
               <w:tab/>
             </w:r>
             <w:r>
               <w:rPr>
-                <w:rStyle w:val="Hyperlink"/>
+                <w:rStyle w:val="Hipervnculo"/>
                 <w:rFonts w:ascii="Arial" w:hAnsi="Arial" w:cs="Arial"/>
                 <w:b/>
                 <w:bCs/>
@@ -1301,7 +1317,7 @@
                 <w:noProof/>
                 <w:webHidden/>
               </w:rPr>
-              <w:instrText xml:space="preserve"> PAGEREF _Toc233489699 \h </w:instrText>
+              <w:instrText xml:space="preserve"> PAGEREF _Toc233651058 \h </w:instrText>
             </w:r>
             <w:r>
               <w:rPr>
@@ -1334,7 +1350,7 @@
         </w:p>
         <w:p>
           <w:pPr>
-            <w:pStyle w:val="TOC2"/>
+            <w:pStyle w:val="TDC2"/>
             <w:tabs>
               <w:tab w:val="left" w:pos="720"/>
               <w:tab w:val="right" w:leader="dot" w:pos="9350"/>
@@ -1342,12 +1358,13 @@
             <w:rPr>
               <w:rFonts w:eastAsiaTheme="minorEastAsia"/>
               <w:noProof/>
+              <w:lang w:val="es-CR" w:eastAsia="es-CR"/>
             </w:rPr>
           </w:pPr>
-          <w:hyperlink w:anchor="_Toc233489700" w:history="1">
-            <w:r>
-              <w:rPr>
-                <w:rStyle w:val="Hyperlink"/>
+          <w:hyperlink w:anchor="_Toc233651059" w:history="1">
+            <w:r>
+              <w:rPr>
+                <w:rStyle w:val="Hipervnculo"/>
                 <w:rFonts w:ascii="Arial" w:hAnsi="Arial" w:cs="Arial"/>
                 <w:b/>
                 <w:bCs/>
@@ -1360,12 +1377,13 @@
               <w:rPr>
                 <w:rFonts w:eastAsiaTheme="minorEastAsia"/>
                 <w:noProof/>
+                <w:lang w:val="es-CR" w:eastAsia="es-CR"/>
               </w:rPr>
               <w:tab/>
             </w:r>
             <w:r>
               <w:rPr>
-                <w:rStyle w:val="Hyperlink"/>
+                <w:rStyle w:val="Hipervnculo"/>
                 <w:rFonts w:ascii="Arial" w:hAnsi="Arial" w:cs="Arial"/>
                 <w:b/>
                 <w:bCs/>
@@ -1393,7 +1411,7 @@
                 <w:noProof/>
                 <w:webHidden/>
               </w:rPr>
-              <w:instrText xml:space="preserve"> PAGEREF _Toc233489700 \h </w:instrText>
+              <w:instrText xml:space="preserve"> PAGEREF _Toc233651059 \h </w:instrText>
             </w:r>
             <w:r>
               <w:rPr>
@@ -1426,7 +1444,7 @@
         </w:p>
         <w:p>
           <w:pPr>
-            <w:pStyle w:val="TOC2"/>
+            <w:pStyle w:val="TDC2"/>
             <w:tabs>
               <w:tab w:val="left" w:pos="720"/>
               <w:tab w:val="right" w:leader="dot" w:pos="9350"/>
@@ -1434,12 +1452,13 @@
             <w:rPr>
               <w:rFonts w:eastAsiaTheme="minorEastAsia"/>
               <w:noProof/>
+              <w:lang w:val="es-CR" w:eastAsia="es-CR"/>
             </w:rPr>
           </w:pPr>
-          <w:hyperlink w:anchor="_Toc233489701" w:history="1">
-            <w:r>
-              <w:rPr>
-                <w:rStyle w:val="Hyperlink"/>
+          <w:hyperlink w:anchor="_Toc233651060" w:history="1">
+            <w:r>
+              <w:rPr>
+                <w:rStyle w:val="Hipervnculo"/>
                 <w:rFonts w:ascii="Arial" w:hAnsi="Arial" w:cs="Arial"/>
                 <w:b/>
                 <w:bCs/>
@@ -1452,12 +1471,13 @@
               <w:rPr>
                 <w:rFonts w:eastAsiaTheme="minorEastAsia"/>
                 <w:noProof/>
+                <w:lang w:val="es-CR" w:eastAsia="es-CR"/>
               </w:rPr>
               <w:tab/>
             </w:r>
             <w:r>
               <w:rPr>
-                <w:rStyle w:val="Hyperlink"/>
+                <w:rStyle w:val="Hipervnculo"/>
                 <w:rFonts w:ascii="Arial" w:hAnsi="Arial" w:cs="Arial"/>
                 <w:b/>
                 <w:bCs/>
@@ -1485,7 +1505,7 @@
                 <w:noProof/>
                 <w:webHidden/>
               </w:rPr>
-              <w:instrText xml:space="preserve"> PAGEREF _Toc233489701 \h </w:instrText>
+              <w:instrText xml:space="preserve"> PAGEREF _Toc233651060 \h </w:instrText>
             </w:r>
             <w:r>
               <w:rPr>
@@ -1518,19 +1538,20 @@
         </w:p>
         <w:p>
           <w:pPr>
-            <w:pStyle w:val="TOC1"/>
+            <w:pStyle w:val="TDC1"/>
             <w:tabs>
               <w:tab w:val="right" w:leader="dot" w:pos="9350"/>
             </w:tabs>
             <w:rPr>
               <w:rFonts w:eastAsiaTheme="minorEastAsia"/>
               <w:noProof/>
+              <w:lang w:val="es-CR" w:eastAsia="es-CR"/>
             </w:rPr>
           </w:pPr>
-          <w:hyperlink w:anchor="_Toc233489702" w:history="1">
-            <w:r>
-              <w:rPr>
-                <w:rStyle w:val="Hyperlink"/>
+          <w:hyperlink w:anchor="_Toc233651061" w:history="1">
+            <w:r>
+              <w:rPr>
+                <w:rStyle w:val="Hipervnculo"/>
                 <w:rFonts w:ascii="Arial" w:hAnsi="Arial" w:cs="Arial"/>
                 <w:b/>
                 <w:bCs/>
@@ -1558,7 +1579,7 @@
                 <w:noProof/>
                 <w:webHidden/>
               </w:rPr>
-              <w:instrText xml:space="preserve"> PAGEREF _Toc233489702 \h </w:instrText>
+              <w:instrText xml:space="preserve"> PAGEREF _Toc233651061 \h </w:instrText>
             </w:r>
             <w:r>
               <w:rPr>
@@ -1591,26 +1612,27 @@
         </w:p>
         <w:p>
           <w:pPr>
-            <w:pStyle w:val="TOC1"/>
+            <w:pStyle w:val="TDC1"/>
             <w:tabs>
               <w:tab w:val="right" w:leader="dot" w:pos="9350"/>
             </w:tabs>
             <w:rPr>
               <w:rFonts w:eastAsiaTheme="minorEastAsia"/>
               <w:noProof/>
+              <w:lang w:val="es-CR" w:eastAsia="es-CR"/>
             </w:rPr>
           </w:pPr>
-          <w:hyperlink w:anchor="_Toc233489703" w:history="1">
-            <w:r>
-              <w:rPr>
-                <w:rStyle w:val="Hyperlink"/>
+          <w:hyperlink w:anchor="_Toc233651062" w:history="1">
+            <w:r>
+              <w:rPr>
+                <w:rStyle w:val="Hipervnculo"/>
                 <w:rFonts w:ascii="Arial" w:hAnsi="Arial" w:cs="Arial"/>
                 <w:b/>
                 <w:bCs/>
                 <w:noProof/>
                 <w:lang w:val="es-CR"/>
               </w:rPr>
-              <w:t>Organización del Proyecto</w:t>
+              <w:t>Diagrama de Uso</w:t>
             </w:r>
             <w:r>
               <w:rPr>
@@ -1631,7 +1653,7 @@
                 <w:noProof/>
                 <w:webHidden/>
               </w:rPr>
-              <w:instrText xml:space="preserve"> PAGEREF _Toc233489703 \h </w:instrText>
+              <w:instrText xml:space="preserve"> PAGEREF _Toc233651062 \h </w:instrText>
             </w:r>
             <w:r>
               <w:rPr>
@@ -1664,7 +1686,155 @@
         </w:p>
         <w:p>
           <w:pPr>
-            <w:pStyle w:val="TOC2"/>
+            <w:pStyle w:val="TDC1"/>
+            <w:tabs>
+              <w:tab w:val="right" w:leader="dot" w:pos="9350"/>
+            </w:tabs>
+            <w:rPr>
+              <w:rFonts w:eastAsiaTheme="minorEastAsia"/>
+              <w:noProof/>
+              <w:lang w:val="es-CR" w:eastAsia="es-CR"/>
+            </w:rPr>
+          </w:pPr>
+          <w:hyperlink w:anchor="_Toc233651063" w:history="1">
+            <w:r>
+              <w:rPr>
+                <w:rStyle w:val="Hipervnculo"/>
+                <w:rFonts w:ascii="Arial" w:hAnsi="Arial" w:cs="Arial"/>
+                <w:b/>
+                <w:bCs/>
+                <w:noProof/>
+                <w:lang w:val="es-CR"/>
+              </w:rPr>
+              <w:t>Diagrama de Clases</w:t>
+            </w:r>
+            <w:r>
+              <w:rPr>
+                <w:noProof/>
+                <w:webHidden/>
+              </w:rPr>
+              <w:tab/>
+            </w:r>
+            <w:r>
+              <w:rPr>
+                <w:noProof/>
+                <w:webHidden/>
+              </w:rPr>
+              <w:fldChar w:fldCharType="begin"/>
+            </w:r>
+            <w:r>
+              <w:rPr>
+                <w:noProof/>
+                <w:webHidden/>
+              </w:rPr>
+              <w:instrText xml:space="preserve"> PAGEREF _Toc233651063 \h </w:instrText>
+            </w:r>
+            <w:r>
+              <w:rPr>
+                <w:noProof/>
+                <w:webHidden/>
+              </w:rPr>
+            </w:r>
+            <w:r>
+              <w:rPr>
+                <w:noProof/>
+                <w:webHidden/>
+              </w:rPr>
+              <w:fldChar w:fldCharType="separate"/>
+            </w:r>
+            <w:r>
+              <w:rPr>
+                <w:noProof/>
+                <w:webHidden/>
+              </w:rPr>
+              <w:t>6</w:t>
+            </w:r>
+            <w:r>
+              <w:rPr>
+                <w:noProof/>
+                <w:webHidden/>
+              </w:rPr>
+              <w:fldChar w:fldCharType="end"/>
+            </w:r>
+          </w:hyperlink>
+        </w:p>
+        <w:p>
+          <w:pPr>
+            <w:pStyle w:val="TDC1"/>
+            <w:tabs>
+              <w:tab w:val="right" w:leader="dot" w:pos="9350"/>
+            </w:tabs>
+            <w:rPr>
+              <w:rFonts w:eastAsiaTheme="minorEastAsia"/>
+              <w:noProof/>
+              <w:lang w:val="es-CR" w:eastAsia="es-CR"/>
+            </w:rPr>
+          </w:pPr>
+          <w:hyperlink w:anchor="_Toc233651064" w:history="1">
+            <w:r>
+              <w:rPr>
+                <w:rStyle w:val="Hipervnculo"/>
+                <w:rFonts w:ascii="Arial" w:hAnsi="Arial" w:cs="Arial"/>
+                <w:b/>
+                <w:bCs/>
+                <w:noProof/>
+                <w:lang w:val="es-CR"/>
+              </w:rPr>
+              <w:t>Organización del Proyecto</w:t>
+            </w:r>
+            <w:r>
+              <w:rPr>
+                <w:noProof/>
+                <w:webHidden/>
+              </w:rPr>
+              <w:tab/>
+            </w:r>
+            <w:r>
+              <w:rPr>
+                <w:noProof/>
+                <w:webHidden/>
+              </w:rPr>
+              <w:fldChar w:fldCharType="begin"/>
+            </w:r>
+            <w:r>
+              <w:rPr>
+                <w:noProof/>
+                <w:webHidden/>
+              </w:rPr>
+              <w:instrText xml:space="preserve"> PAGEREF _Toc233651064 \h </w:instrText>
+            </w:r>
+            <w:r>
+              <w:rPr>
+                <w:noProof/>
+                <w:webHidden/>
+              </w:rPr>
+            </w:r>
+            <w:r>
+              <w:rPr>
+                <w:noProof/>
+                <w:webHidden/>
+              </w:rPr>
+              <w:fldChar w:fldCharType="separate"/>
+            </w:r>
+            <w:r>
+              <w:rPr>
+                <w:noProof/>
+                <w:webHidden/>
+              </w:rPr>
+              <w:t>7</w:t>
+            </w:r>
+            <w:r>
+              <w:rPr>
+                <w:noProof/>
+                <w:webHidden/>
+              </w:rPr>
+              <w:fldChar w:fldCharType="end"/>
+            </w:r>
+          </w:hyperlink>
+        </w:p>
+        <w:p>
+          <w:pPr>
+            <w:pStyle w:val="TDC2"/>
             <w:tabs>
               <w:tab w:val="left" w:pos="720"/>
               <w:tab w:val="right" w:leader="dot" w:pos="9350"/>
@@ -1672,12 +1842,13 @@
             <w:rPr>
               <w:rFonts w:eastAsiaTheme="minorEastAsia"/>
               <w:noProof/>
+              <w:lang w:val="es-CR" w:eastAsia="es-CR"/>
             </w:rPr>
           </w:pPr>
-          <w:hyperlink w:anchor="_Toc233489704" w:history="1">
-            <w:r>
-              <w:rPr>
-                <w:rStyle w:val="Hyperlink"/>
+          <w:hyperlink w:anchor="_Toc233651065" w:history="1">
+            <w:r>
+              <w:rPr>
+                <w:rStyle w:val="Hipervnculo"/>
                 <w:rFonts w:ascii="Arial" w:hAnsi="Arial" w:cs="Arial"/>
                 <w:b/>
                 <w:bCs/>
@@ -1690,12 +1861,13 @@
               <w:rPr>
                 <w:rFonts w:eastAsiaTheme="minorEastAsia"/>
                 <w:noProof/>
+                <w:lang w:val="es-CR" w:eastAsia="es-CR"/>
               </w:rPr>
               <w:tab/>
             </w:r>
             <w:r>
               <w:rPr>
-                <w:rStyle w:val="Hyperlink"/>
+                <w:rStyle w:val="Hipervnculo"/>
                 <w:rFonts w:ascii="Arial" w:hAnsi="Arial" w:cs="Arial"/>
                 <w:b/>
                 <w:bCs/>
@@ -1723,7 +1895,7 @@
                 <w:noProof/>
                 <w:webHidden/>
               </w:rPr>
-              <w:instrText xml:space="preserve"> PAGEREF _Toc233489704 \h </w:instrText>
+              <w:instrText xml:space="preserve"> PAGEREF _Toc233651065 \h </w:instrText>
             </w:r>
             <w:r>
               <w:rPr>
@@ -1743,7 +1915,7 @@
                 <w:noProof/>
                 <w:webHidden/>
               </w:rPr>
-              <w:t>6</w:t>
+              <w:t>7</w:t>
             </w:r>
             <w:r>
               <w:rPr>
@@ -1756,7 +1928,7 @@
         </w:p>
         <w:p>
           <w:pPr>
-            <w:pStyle w:val="TOC2"/>
+            <w:pStyle w:val="TDC2"/>
             <w:tabs>
               <w:tab w:val="left" w:pos="720"/>
               <w:tab w:val="right" w:leader="dot" w:pos="9350"/>
@@ -1764,12 +1936,13 @@
             <w:rPr>
               <w:rFonts w:eastAsiaTheme="minorEastAsia"/>
               <w:noProof/>
+              <w:lang w:val="es-CR" w:eastAsia="es-CR"/>
             </w:rPr>
           </w:pPr>
-          <w:hyperlink w:anchor="_Toc233489705" w:history="1">
-            <w:r>
-              <w:rPr>
-                <w:rStyle w:val="Hyperlink"/>
+          <w:hyperlink w:anchor="_Toc233651066" w:history="1">
+            <w:r>
+              <w:rPr>
+                <w:rStyle w:val="Hipervnculo"/>
                 <w:rFonts w:ascii="Arial" w:hAnsi="Arial" w:cs="Arial"/>
                 <w:b/>
                 <w:bCs/>
@@ -1782,12 +1955,13 @@
               <w:rPr>
                 <w:rFonts w:eastAsiaTheme="minorEastAsia"/>
                 <w:noProof/>
+                <w:lang w:val="es-CR" w:eastAsia="es-CR"/>
               </w:rPr>
               <w:tab/>
             </w:r>
             <w:r>
               <w:rPr>
-                <w:rStyle w:val="Hyperlink"/>
+                <w:rStyle w:val="Hipervnculo"/>
                 <w:rFonts w:ascii="Arial" w:hAnsi="Arial" w:cs="Arial"/>
                 <w:b/>
                 <w:bCs/>
@@ -1815,7 +1989,7 @@
                 <w:noProof/>
                 <w:webHidden/>
               </w:rPr>
-              <w:instrText xml:space="preserve"> PAGEREF _Toc233489705 \h </w:instrText>
+              <w:instrText xml:space="preserve"> PAGEREF _Toc233651066 \h </w:instrText>
             </w:r>
             <w:r>
               <w:rPr>
@@ -1848,7 +2022,7 @@
         </w:p>
         <w:p>
           <w:pPr>
-            <w:pStyle w:val="TOC3"/>
+            <w:pStyle w:val="TDC3"/>
             <w:tabs>
               <w:tab w:val="left" w:pos="1200"/>
               <w:tab w:val="right" w:leader="dot" w:pos="9350"/>
@@ -1856,12 +2030,13 @@
             <w:rPr>
               <w:rFonts w:eastAsiaTheme="minorEastAsia"/>
               <w:noProof/>
+              <w:lang w:val="es-CR" w:eastAsia="es-CR"/>
             </w:rPr>
           </w:pPr>
-          <w:hyperlink w:anchor="_Toc233489706" w:history="1">
-            <w:r>
-              <w:rPr>
-                <w:rStyle w:val="Hyperlink"/>
+          <w:hyperlink w:anchor="_Toc233651067" w:history="1">
+            <w:r>
+              <w:rPr>
+                <w:rStyle w:val="Hipervnculo"/>
                 <w:rFonts w:ascii="Arial" w:hAnsi="Arial" w:cs="Arial"/>
                 <w:b/>
                 <w:bCs/>
@@ -1874,12 +2049,13 @@
               <w:rPr>
                 <w:rFonts w:eastAsiaTheme="minorEastAsia"/>
                 <w:noProof/>
+                <w:lang w:val="es-CR" w:eastAsia="es-CR"/>
               </w:rPr>
               <w:tab/>
             </w:r>
             <w:r>
               <w:rPr>
-                <w:rStyle w:val="Hyperlink"/>
+                <w:rStyle w:val="Hipervnculo"/>
                 <w:rFonts w:ascii="Arial" w:hAnsi="Arial" w:cs="Arial"/>
                 <w:b/>
                 <w:bCs/>
@@ -1907,7 +2083,7 @@
                 <w:noProof/>
                 <w:webHidden/>
               </w:rPr>
-              <w:instrText xml:space="preserve"> PAGEREF _Toc233489706 \h </w:instrText>
+              <w:instrText xml:space="preserve"> PAGEREF _Toc233651067 \h </w:instrText>
             </w:r>
             <w:r>
               <w:rPr>
@@ -1940,7 +2116,7 @@
         </w:p>
         <w:p>
           <w:pPr>
-            <w:pStyle w:val="TOC3"/>
+            <w:pStyle w:val="TDC3"/>
             <w:tabs>
               <w:tab w:val="left" w:pos="1200"/>
               <w:tab w:val="right" w:leader="dot" w:pos="9350"/>
@@ -1948,12 +2124,13 @@
             <w:rPr>
               <w:rFonts w:eastAsiaTheme="minorEastAsia"/>
               <w:noProof/>
+              <w:lang w:val="es-CR" w:eastAsia="es-CR"/>
             </w:rPr>
           </w:pPr>
-          <w:hyperlink w:anchor="_Toc233489707" w:history="1">
-            <w:r>
-              <w:rPr>
-                <w:rStyle w:val="Hyperlink"/>
+          <w:hyperlink w:anchor="_Toc233651068" w:history="1">
+            <w:r>
+              <w:rPr>
+                <w:rStyle w:val="Hipervnculo"/>
                 <w:rFonts w:ascii="Arial" w:hAnsi="Arial" w:cs="Arial"/>
                 <w:b/>
                 <w:bCs/>
@@ -1966,12 +2143,13 @@
               <w:rPr>
                 <w:rFonts w:eastAsiaTheme="minorEastAsia"/>
                 <w:noProof/>
+                <w:lang w:val="es-CR" w:eastAsia="es-CR"/>
               </w:rPr>
               <w:tab/>
             </w:r>
             <w:r>
               <w:rPr>
-                <w:rStyle w:val="Hyperlink"/>
+                <w:rStyle w:val="Hipervnculo"/>
                 <w:rFonts w:ascii="Arial" w:hAnsi="Arial" w:cs="Arial"/>
                 <w:b/>
                 <w:bCs/>
@@ -1999,7 +2177,7 @@
                 <w:noProof/>
                 <w:webHidden/>
               </w:rPr>
-              <w:instrText xml:space="preserve"> PAGEREF _Toc233489707 \h </w:instrText>
+              <w:instrText xml:space="preserve"> PAGEREF _Toc233651068 \h </w:instrText>
             </w:r>
             <w:r>
               <w:rPr>
@@ -2032,7 +2210,7 @@
         </w:p>
         <w:p>
           <w:pPr>
-            <w:pStyle w:val="TOC3"/>
+            <w:pStyle w:val="TDC3"/>
             <w:tabs>
               <w:tab w:val="left" w:pos="1200"/>
               <w:tab w:val="right" w:leader="dot" w:pos="9350"/>
@@ -2040,12 +2218,13 @@
             <w:rPr>
               <w:rFonts w:eastAsiaTheme="minorEastAsia"/>
               <w:noProof/>
+              <w:lang w:val="es-CR" w:eastAsia="es-CR"/>
             </w:rPr>
           </w:pPr>
-          <w:hyperlink w:anchor="_Toc233489708" w:history="1">
-            <w:r>
-              <w:rPr>
-                <w:rStyle w:val="Hyperlink"/>
+          <w:hyperlink w:anchor="_Toc233651069" w:history="1">
+            <w:r>
+              <w:rPr>
+                <w:rStyle w:val="Hipervnculo"/>
                 <w:rFonts w:ascii="Arial" w:hAnsi="Arial" w:cs="Arial"/>
                 <w:b/>
                 <w:bCs/>
@@ -2058,12 +2237,13 @@
               <w:rPr>
                 <w:rFonts w:eastAsiaTheme="minorEastAsia"/>
                 <w:noProof/>
+                <w:lang w:val="es-CR" w:eastAsia="es-CR"/>
               </w:rPr>
               <w:tab/>
             </w:r>
             <w:r>
               <w:rPr>
-                <w:rStyle w:val="Hyperlink"/>
+                <w:rStyle w:val="Hipervnculo"/>
                 <w:rFonts w:ascii="Arial" w:hAnsi="Arial" w:cs="Arial"/>
                 <w:b/>
                 <w:bCs/>
@@ -2091,7 +2271,7 @@
                 <w:noProof/>
                 <w:webHidden/>
               </w:rPr>
-              <w:instrText xml:space="preserve"> PAGEREF _Toc233489708 \h </w:instrText>
+              <w:instrText xml:space="preserve"> PAGEREF _Toc233651069 \h </w:instrText>
             </w:r>
             <w:r>
               <w:rPr>
@@ -2124,7 +2304,7 @@
         </w:p>
         <w:p>
           <w:pPr>
-            <w:pStyle w:val="TOC3"/>
+            <w:pStyle w:val="TDC3"/>
             <w:tabs>
               <w:tab w:val="left" w:pos="1200"/>
               <w:tab w:val="right" w:leader="dot" w:pos="9350"/>
@@ -2132,12 +2312,13 @@
             <w:rPr>
               <w:rFonts w:eastAsiaTheme="minorEastAsia"/>
               <w:noProof/>
+              <w:lang w:val="es-CR" w:eastAsia="es-CR"/>
             </w:rPr>
           </w:pPr>
-          <w:hyperlink w:anchor="_Toc233489709" w:history="1">
-            <w:r>
-              <w:rPr>
-                <w:rStyle w:val="Hyperlink"/>
+          <w:hyperlink w:anchor="_Toc233651070" w:history="1">
+            <w:r>
+              <w:rPr>
+                <w:rStyle w:val="Hipervnculo"/>
                 <w:rFonts w:ascii="Arial" w:hAnsi="Arial" w:cs="Arial"/>
                 <w:b/>
                 <w:bCs/>
@@ -2150,12 +2331,13 @@
               <w:rPr>
                 <w:rFonts w:eastAsiaTheme="minorEastAsia"/>
                 <w:noProof/>
+                <w:lang w:val="es-CR" w:eastAsia="es-CR"/>
               </w:rPr>
               <w:tab/>
             </w:r>
             <w:r>
               <w:rPr>
-                <w:rStyle w:val="Hyperlink"/>
+                <w:rStyle w:val="Hipervnculo"/>
                 <w:rFonts w:ascii="Arial" w:hAnsi="Arial" w:cs="Arial"/>
                 <w:b/>
                 <w:bCs/>
@@ -2183,7 +2365,7 @@
                 <w:noProof/>
                 <w:webHidden/>
               </w:rPr>
-              <w:instrText xml:space="preserve"> PAGEREF _Toc233489709 \h </w:instrText>
+              <w:instrText xml:space="preserve"> PAGEREF _Toc233651070 \h </w:instrText>
             </w:r>
             <w:r>
               <w:rPr>
@@ -2203,7 +2385,7 @@
                 <w:noProof/>
                 <w:webHidden/>
               </w:rPr>
-              <w:t>7</w:t>
+              <w:t>8</w:t>
             </w:r>
             <w:r>
               <w:rPr>
@@ -2216,7 +2398,7 @@
         </w:p>
         <w:p>
           <w:pPr>
-            <w:pStyle w:val="TOC3"/>
+            <w:pStyle w:val="TDC3"/>
             <w:tabs>
               <w:tab w:val="left" w:pos="1200"/>
               <w:tab w:val="right" w:leader="dot" w:pos="9350"/>
@@ -2224,12 +2406,13 @@
             <w:rPr>
               <w:rFonts w:eastAsiaTheme="minorEastAsia"/>
               <w:noProof/>
+              <w:lang w:val="es-CR" w:eastAsia="es-CR"/>
             </w:rPr>
           </w:pPr>
-          <w:hyperlink w:anchor="_Toc233489710" w:history="1">
-            <w:r>
-              <w:rPr>
-                <w:rStyle w:val="Hyperlink"/>
+          <w:hyperlink w:anchor="_Toc233651071" w:history="1">
+            <w:r>
+              <w:rPr>
+                <w:rStyle w:val="Hipervnculo"/>
                 <w:rFonts w:ascii="Arial" w:hAnsi="Arial" w:cs="Arial"/>
                 <w:b/>
                 <w:bCs/>
@@ -2242,12 +2425,13 @@
               <w:rPr>
                 <w:rFonts w:eastAsiaTheme="minorEastAsia"/>
                 <w:noProof/>
+                <w:lang w:val="es-CR" w:eastAsia="es-CR"/>
               </w:rPr>
               <w:tab/>
             </w:r>
             <w:r>
               <w:rPr>
-                <w:rStyle w:val="Hyperlink"/>
+                <w:rStyle w:val="Hipervnculo"/>
                 <w:rFonts w:ascii="Arial" w:hAnsi="Arial" w:cs="Arial"/>
                 <w:b/>
                 <w:bCs/>
@@ -2275,7 +2459,7 @@
                 <w:noProof/>
                 <w:webHidden/>
               </w:rPr>
-              <w:instrText xml:space="preserve"> PAGEREF _Toc233489710 \h </w:instrText>
+              <w:instrText xml:space="preserve"> PAGEREF _Toc233651071 \h </w:instrText>
             </w:r>
             <w:r>
               <w:rPr>
@@ -2295,7 +2479,7 @@
                 <w:noProof/>
                 <w:webHidden/>
               </w:rPr>
-              <w:t>8</w:t>
+              <w:t>9</w:t>
             </w:r>
             <w:r>
               <w:rPr>
@@ -2308,7 +2492,7 @@
         </w:p>
         <w:p>
           <w:pPr>
-            <w:pStyle w:val="TOC3"/>
+            <w:pStyle w:val="TDC3"/>
             <w:tabs>
               <w:tab w:val="left" w:pos="1200"/>
               <w:tab w:val="right" w:leader="dot" w:pos="9350"/>
@@ -2316,12 +2500,13 @@
             <w:rPr>
               <w:rFonts w:eastAsiaTheme="minorEastAsia"/>
               <w:noProof/>
+              <w:lang w:val="es-CR" w:eastAsia="es-CR"/>
             </w:rPr>
           </w:pPr>
-          <w:hyperlink w:anchor="_Toc233489711" w:history="1">
-            <w:r>
-              <w:rPr>
-                <w:rStyle w:val="Hyperlink"/>
+          <w:hyperlink w:anchor="_Toc233651072" w:history="1">
+            <w:r>
+              <w:rPr>
+                <w:rStyle w:val="Hipervnculo"/>
                 <w:rFonts w:ascii="Arial" w:hAnsi="Arial" w:cs="Arial"/>
                 <w:b/>
                 <w:bCs/>
@@ -2334,12 +2519,13 @@
               <w:rPr>
                 <w:rFonts w:eastAsiaTheme="minorEastAsia"/>
                 <w:noProof/>
+                <w:lang w:val="es-CR" w:eastAsia="es-CR"/>
               </w:rPr>
               <w:tab/>
             </w:r>
             <w:r>
               <w:rPr>
-                <w:rStyle w:val="Hyperlink"/>
+                <w:rStyle w:val="Hipervnculo"/>
                 <w:rFonts w:ascii="Arial" w:hAnsi="Arial" w:cs="Arial"/>
                 <w:b/>
                 <w:bCs/>
@@ -2367,7 +2553,7 @@
                 <w:noProof/>
                 <w:webHidden/>
               </w:rPr>
-              <w:instrText xml:space="preserve"> PAGEREF _Toc233489711 \h </w:instrText>
+              <w:instrText xml:space="preserve"> PAGEREF _Toc233651072 \h </w:instrText>
             </w:r>
             <w:r>
               <w:rPr>
@@ -2387,7 +2573,7 @@
                 <w:noProof/>
                 <w:webHidden/>
               </w:rPr>
-              <w:t>8</w:t>
+              <w:t>9</w:t>
             </w:r>
             <w:r>
               <w:rPr>
@@ -2400,19 +2586,20 @@
         </w:p>
         <w:p>
           <w:pPr>
-            <w:pStyle w:val="TOC1"/>
+            <w:pStyle w:val="TDC1"/>
             <w:tabs>
               <w:tab w:val="right" w:leader="dot" w:pos="9350"/>
             </w:tabs>
             <w:rPr>
               <w:rFonts w:eastAsiaTheme="minorEastAsia"/>
               <w:noProof/>
+              <w:lang w:val="es-CR" w:eastAsia="es-CR"/>
             </w:rPr>
           </w:pPr>
-          <w:hyperlink w:anchor="_Toc233489712" w:history="1">
-            <w:r>
-              <w:rPr>
-                <w:rStyle w:val="Hyperlink"/>
+          <w:hyperlink w:anchor="_Toc233651073" w:history="1">
+            <w:r>
+              <w:rPr>
+                <w:rStyle w:val="Hipervnculo"/>
                 <w:rFonts w:ascii="Arial" w:hAnsi="Arial" w:cs="Arial"/>
                 <w:b/>
                 <w:bCs/>
@@ -2440,7 +2627,7 @@
                 <w:noProof/>
                 <w:webHidden/>
               </w:rPr>
-              <w:instrText xml:space="preserve"> PAGEREF _Toc233489712 \h </w:instrText>
+              <w:instrText xml:space="preserve"> PAGEREF _Toc233651073 \h </w:instrText>
             </w:r>
             <w:r>
               <w:rPr>
@@ -2460,7 +2647,7 @@
                 <w:noProof/>
                 <w:webHidden/>
               </w:rPr>
-              <w:t>8</w:t>
+              <w:t>9</w:t>
             </w:r>
             <w:r>
               <w:rPr>
@@ -2514,7 +2701,7 @@
     </w:p>
     <w:p>
       <w:pPr>
-        <w:pStyle w:val="Heading1"/>
+        <w:pStyle w:val="Ttulo1"/>
         <w:jc w:val="both"/>
         <w:rPr>
           <w:rFonts w:ascii="Arial" w:hAnsi="Arial" w:cs="Arial"/>
@@ -2526,7 +2713,7 @@
           <w:lang w:val="es-CR"/>
         </w:rPr>
       </w:pPr>
-      <w:bookmarkStart w:id="0" w:name="_Toc233489689"/>
+      <w:bookmarkStart w:id="0" w:name="_Toc233651048"/>
       <w:r>
         <w:rPr>
           <w:rFonts w:ascii="Arial" w:hAnsi="Arial" w:cs="Arial"/>
@@ -2592,7 +2779,7 @@
     </w:p>
     <w:p>
       <w:pPr>
-        <w:pStyle w:val="Heading1"/>
+        <w:pStyle w:val="Ttulo1"/>
         <w:jc w:val="both"/>
         <w:rPr>
           <w:rFonts w:ascii="Arial" w:hAnsi="Arial" w:cs="Arial"/>
@@ -2604,7 +2791,7 @@
           <w:lang w:val="es-CR"/>
         </w:rPr>
       </w:pPr>
-      <w:bookmarkStart w:id="1" w:name="_Toc233489690"/>
+      <w:bookmarkStart w:id="1" w:name="_Toc233651049"/>
       <w:r>
         <w:rPr>
           <w:rFonts w:ascii="Arial" w:hAnsi="Arial" w:cs="Arial"/>
@@ -2657,23 +2844,7 @@
           <w:rFonts w:ascii="Arial" w:hAnsi="Arial" w:cs="Arial"/>
           <w:lang w:val="es-CR"/>
         </w:rPr>
-        <w:t xml:space="preserve">Este proyecto busca aplicar los conocimientos adquiridos en el estudio de estructuras de datos avanzadas mediante el desarrollo de una solución funcional que represente un escenario cercano a una aplicación real. La implementación manual de estructuras como Árboles B+, Árboles Rojo-Negro, </w:t>
-      </w:r>
-      <w:proofErr w:type="spellStart"/>
-      <w:r>
-        <w:rPr>
-          <w:rFonts w:ascii="Arial" w:hAnsi="Arial" w:cs="Arial"/>
-          <w:lang w:val="es-CR"/>
-        </w:rPr>
-        <w:t>Hashing</w:t>
-      </w:r>
-      <w:proofErr w:type="spellEnd"/>
-      <w:r>
-        <w:rPr>
-          <w:rFonts w:ascii="Arial" w:hAnsi="Arial" w:cs="Arial"/>
-          <w:lang w:val="es-CR"/>
-        </w:rPr>
-        <w:t xml:space="preserve"> Dinámico, Grafos y Colas permitirá comprender sus características, ventajas y aplicaciones prácticas, además de comparar su comportamiento frente a diferentes tipos de operaciones.</w:t>
+        <w:t>Este proyecto busca aplicar los conocimientos adquiridos en el estudio de estructuras de datos avanzadas mediante el desarrollo de una solución funcional que represente un escenario cercano a una aplicación real. La implementación manual de estructuras como Árboles B+, Árboles Rojo-Negro, Hashing Dinámico, Grafos y Colas permitirá comprender sus características, ventajas y aplicaciones prácticas, además de comparar su comportamiento frente a diferentes tipos de operaciones.</w:t>
       </w:r>
     </w:p>
     <w:p>
@@ -2704,7 +2875,7 @@
     </w:p>
     <w:p>
       <w:pPr>
-        <w:pStyle w:val="Heading1"/>
+        <w:pStyle w:val="Ttulo1"/>
         <w:jc w:val="both"/>
         <w:rPr>
           <w:rFonts w:ascii="Arial" w:hAnsi="Arial" w:cs="Arial"/>
@@ -2716,7 +2887,7 @@
           <w:lang w:val="es-CR"/>
         </w:rPr>
       </w:pPr>
-      <w:bookmarkStart w:id="2" w:name="_Toc233489691"/>
+      <w:bookmarkStart w:id="2" w:name="_Toc233651050"/>
       <w:r>
         <w:rPr>
           <w:rFonts w:ascii="Arial" w:hAnsi="Arial" w:cs="Arial"/>
@@ -2733,7 +2904,7 @@
     </w:p>
     <w:p>
       <w:pPr>
-        <w:pStyle w:val="Heading2"/>
+        <w:pStyle w:val="Ttulo2"/>
         <w:numPr>
           <w:ilvl w:val="0"/>
           <w:numId w:val="13"/>
@@ -2749,7 +2920,7 @@
           <w:lang w:val="es-CR"/>
         </w:rPr>
       </w:pPr>
-      <w:bookmarkStart w:id="3" w:name="_Toc233489692"/>
+      <w:bookmarkStart w:id="3" w:name="_Toc233651051"/>
       <w:r>
         <w:rPr>
           <w:rFonts w:ascii="Arial" w:hAnsi="Arial" w:cs="Arial"/>
@@ -2783,7 +2954,7 @@
     </w:p>
     <w:p>
       <w:pPr>
-        <w:pStyle w:val="Heading2"/>
+        <w:pStyle w:val="Ttulo2"/>
         <w:numPr>
           <w:ilvl w:val="0"/>
           <w:numId w:val="13"/>
@@ -2799,7 +2970,7 @@
           <w:lang w:val="es-CR"/>
         </w:rPr>
       </w:pPr>
-      <w:bookmarkStart w:id="4" w:name="_Toc233489693"/>
+      <w:bookmarkStart w:id="4" w:name="_Toc233651052"/>
       <w:r>
         <w:rPr>
           <w:rFonts w:ascii="Arial" w:hAnsi="Arial" w:cs="Arial"/>
@@ -2810,25 +2981,13 @@
           <w:szCs w:val="24"/>
           <w:lang w:val="es-CR"/>
         </w:rPr>
-        <w:t>Objetivo</w:t>
-      </w:r>
-      <w:r>
-        <w:rPr>
-          <w:rFonts w:ascii="Arial" w:hAnsi="Arial" w:cs="Arial"/>
-          <w:b/>
-          <w:bCs/>
-          <w:color w:val="auto"/>
-          <w:sz w:val="24"/>
-          <w:szCs w:val="24"/>
-          <w:lang w:val="es-CR"/>
-        </w:rPr>
-        <w:t>s Específicos</w:t>
+        <w:t>Objetivos Específicos</w:t>
       </w:r>
       <w:bookmarkEnd w:id="4"/>
     </w:p>
     <w:p>
       <w:pPr>
-        <w:pStyle w:val="ListParagraph"/>
+        <w:pStyle w:val="Prrafodelista"/>
         <w:numPr>
           <w:ilvl w:val="0"/>
           <w:numId w:val="14"/>
@@ -2849,7 +3008,7 @@
     </w:p>
     <w:p>
       <w:pPr>
-        <w:pStyle w:val="ListParagraph"/>
+        <w:pStyle w:val="Prrafodelista"/>
         <w:numPr>
           <w:ilvl w:val="0"/>
           <w:numId w:val="14"/>
@@ -2870,7 +3029,7 @@
     </w:p>
     <w:p>
       <w:pPr>
-        <w:pStyle w:val="ListParagraph"/>
+        <w:pStyle w:val="Prrafodelista"/>
         <w:numPr>
           <w:ilvl w:val="0"/>
           <w:numId w:val="14"/>
@@ -2886,28 +3045,12 @@
           <w:rFonts w:ascii="Arial" w:hAnsi="Arial" w:cs="Arial"/>
           <w:lang w:val="es-CR"/>
         </w:rPr>
-        <w:t xml:space="preserve">Implementar un mecanismo de </w:t>
-      </w:r>
-      <w:proofErr w:type="spellStart"/>
-      <w:r>
-        <w:rPr>
-          <w:rFonts w:ascii="Arial" w:hAnsi="Arial" w:cs="Arial"/>
-          <w:lang w:val="es-CR"/>
-        </w:rPr>
-        <w:t>Hashing</w:t>
-      </w:r>
-      <w:proofErr w:type="spellEnd"/>
-      <w:r>
-        <w:rPr>
-          <w:rFonts w:ascii="Arial" w:hAnsi="Arial" w:cs="Arial"/>
-          <w:lang w:val="es-CR"/>
-        </w:rPr>
-        <w:t xml:space="preserve"> Dinámico para realizar búsquedas eficientes por autor y categoría.</w:t>
-      </w:r>
-    </w:p>
-    <w:p>
-      <w:pPr>
-        <w:pStyle w:val="ListParagraph"/>
+        <w:t>Implementar un mecanismo de Hashing Dinámico para realizar búsquedas eficientes por autor y categoría.</w:t>
+      </w:r>
+    </w:p>
+    <w:p>
+      <w:pPr>
+        <w:pStyle w:val="Prrafodelista"/>
         <w:numPr>
           <w:ilvl w:val="0"/>
           <w:numId w:val="14"/>
@@ -2928,7 +3071,7 @@
     </w:p>
     <w:p>
       <w:pPr>
-        <w:pStyle w:val="ListParagraph"/>
+        <w:pStyle w:val="Prrafodelista"/>
         <w:numPr>
           <w:ilvl w:val="0"/>
           <w:numId w:val="14"/>
@@ -2949,7 +3092,7 @@
     </w:p>
     <w:p>
       <w:pPr>
-        <w:pStyle w:val="ListParagraph"/>
+        <w:pStyle w:val="Prrafodelista"/>
         <w:numPr>
           <w:ilvl w:val="0"/>
           <w:numId w:val="14"/>
@@ -2970,7 +3113,7 @@
     </w:p>
     <w:p>
       <w:pPr>
-        <w:pStyle w:val="ListParagraph"/>
+        <w:pStyle w:val="Prrafodelista"/>
         <w:numPr>
           <w:ilvl w:val="0"/>
           <w:numId w:val="14"/>
@@ -2991,7 +3134,7 @@
     </w:p>
     <w:p>
       <w:pPr>
-        <w:pStyle w:val="Heading1"/>
+        <w:pStyle w:val="Ttulo1"/>
         <w:jc w:val="both"/>
         <w:rPr>
           <w:rFonts w:ascii="Arial" w:hAnsi="Arial" w:cs="Arial"/>
@@ -3003,7 +3146,7 @@
           <w:lang w:val="es-CR"/>
         </w:rPr>
       </w:pPr>
-      <w:bookmarkStart w:id="5" w:name="_Toc233489694"/>
+      <w:bookmarkStart w:id="5" w:name="_Toc233651053"/>
       <w:r>
         <w:rPr>
           <w:rFonts w:ascii="Arial" w:hAnsi="Arial" w:cs="Arial"/>
@@ -3052,7 +3195,7 @@
     </w:p>
     <w:p>
       <w:pPr>
-        <w:pStyle w:val="Heading1"/>
+        <w:pStyle w:val="Ttulo1"/>
         <w:jc w:val="both"/>
         <w:rPr>
           <w:rFonts w:ascii="Arial" w:hAnsi="Arial" w:cs="Arial"/>
@@ -3064,7 +3207,7 @@
           <w:lang w:val="es-CR"/>
         </w:rPr>
       </w:pPr>
-      <w:bookmarkStart w:id="6" w:name="_Toc233489695"/>
+      <w:bookmarkStart w:id="6" w:name="_Toc233651054"/>
       <w:r>
         <w:rPr>
           <w:rFonts w:ascii="Arial" w:hAnsi="Arial" w:cs="Arial"/>
@@ -3114,7 +3257,7 @@
     </w:p>
     <w:p>
       <w:pPr>
-        <w:pStyle w:val="Heading1"/>
+        <w:pStyle w:val="Ttulo1"/>
         <w:jc w:val="both"/>
         <w:rPr>
           <w:rFonts w:ascii="Arial" w:hAnsi="Arial" w:cs="Arial"/>
@@ -3126,7 +3269,7 @@
           <w:lang w:val="es-CR"/>
         </w:rPr>
       </w:pPr>
-      <w:bookmarkStart w:id="7" w:name="_Toc233489696"/>
+      <w:bookmarkStart w:id="7" w:name="_Toc233651055"/>
       <w:r>
         <w:rPr>
           <w:rFonts w:ascii="Arial" w:hAnsi="Arial" w:cs="Arial"/>
@@ -3156,7 +3299,7 @@
     </w:p>
     <w:p>
       <w:pPr>
-        <w:pStyle w:val="Heading2"/>
+        <w:pStyle w:val="Ttulo2"/>
         <w:numPr>
           <w:ilvl w:val="0"/>
           <w:numId w:val="17"/>
@@ -3172,7 +3315,7 @@
           <w:lang w:val="es-CR"/>
         </w:rPr>
       </w:pPr>
-      <w:bookmarkStart w:id="8" w:name="_Toc233489697"/>
+      <w:bookmarkStart w:id="8" w:name="_Toc233651056"/>
       <w:r>
         <w:rPr>
           <w:rFonts w:ascii="Arial" w:hAnsi="Arial" w:cs="Arial"/>
@@ -3206,7 +3349,7 @@
     </w:p>
     <w:p>
       <w:pPr>
-        <w:pStyle w:val="Heading2"/>
+        <w:pStyle w:val="Ttulo2"/>
         <w:numPr>
           <w:ilvl w:val="0"/>
           <w:numId w:val="17"/>
@@ -3222,7 +3365,7 @@
           <w:lang w:val="es-CR"/>
         </w:rPr>
       </w:pPr>
-      <w:bookmarkStart w:id="9" w:name="_Toc233489698"/>
+      <w:bookmarkStart w:id="9" w:name="_Toc233651057"/>
       <w:r>
         <w:rPr>
           <w:rFonts w:ascii="Arial" w:hAnsi="Arial" w:cs="Arial"/>
@@ -3256,7 +3399,7 @@
     </w:p>
     <w:p>
       <w:pPr>
-        <w:pStyle w:val="Heading2"/>
+        <w:pStyle w:val="Ttulo2"/>
         <w:numPr>
           <w:ilvl w:val="0"/>
           <w:numId w:val="17"/>
@@ -3272,8 +3415,7 @@
           <w:lang w:val="es-CR"/>
         </w:rPr>
       </w:pPr>
-      <w:bookmarkStart w:id="10" w:name="_Toc233489699"/>
-      <w:proofErr w:type="spellStart"/>
+      <w:bookmarkStart w:id="10" w:name="_Toc233651058"/>
       <w:r>
         <w:rPr>
           <w:rFonts w:ascii="Arial" w:hAnsi="Arial" w:cs="Arial"/>
@@ -3284,20 +3426,7 @@
           <w:szCs w:val="24"/>
           <w:lang w:val="es-CR"/>
         </w:rPr>
-        <w:t>Hashing</w:t>
-      </w:r>
-      <w:proofErr w:type="spellEnd"/>
-      <w:r>
-        <w:rPr>
-          <w:rFonts w:ascii="Arial" w:hAnsi="Arial" w:cs="Arial"/>
-          <w:b/>
-          <w:bCs/>
-          <w:color w:val="auto"/>
-          <w:sz w:val="24"/>
-          <w:szCs w:val="24"/>
-          <w:lang w:val="es-CR"/>
-        </w:rPr>
-        <w:t xml:space="preserve"> Dinámico</w:t>
+        <w:t>Hashing Dinámico</w:t>
       </w:r>
       <w:bookmarkEnd w:id="10"/>
     </w:p>
@@ -3315,23 +3444,7 @@
           <w:rFonts w:ascii="Arial" w:hAnsi="Arial" w:cs="Arial"/>
           <w:lang w:val="es-CR"/>
         </w:rPr>
-        <w:t xml:space="preserve">El </w:t>
-      </w:r>
-      <w:proofErr w:type="spellStart"/>
-      <w:r>
-        <w:rPr>
-          <w:rFonts w:ascii="Arial" w:hAnsi="Arial" w:cs="Arial"/>
-          <w:lang w:val="es-CR"/>
-        </w:rPr>
-        <w:t>Hashing</w:t>
-      </w:r>
-      <w:proofErr w:type="spellEnd"/>
-      <w:r>
-        <w:rPr>
-          <w:rFonts w:ascii="Arial" w:hAnsi="Arial" w:cs="Arial"/>
-          <w:lang w:val="es-CR"/>
-        </w:rPr>
-        <w:t xml:space="preserve"> Dinámico será utilizado para realizar búsquedas rápidas de libros por atributos como el autor o la categoría. Esta estructura distribuye la información mediante funciones hash, reduciendo significativamente el tiempo necesario para localizar registros. Además, su naturaleza dinámica permitirá ampliar la capacidad de almacenamiento conforme aumente la cantidad de datos sin afectar el funcionamiento general del sistema.</w:t>
+        <w:t>El Hashing Dinámico será utilizado para realizar búsquedas rápidas de libros por atributos como el autor o la categoría. Esta estructura distribuye la información mediante funciones hash, reduciendo significativamente el tiempo necesario para localizar registros. Además, su naturaleza dinámica permitirá ampliar la capacidad de almacenamiento conforme aumente la cantidad de datos sin afectar el funcionamiento general del sistema.</w:t>
       </w:r>
     </w:p>
     <w:p>
@@ -3345,7 +3458,7 @@
     </w:p>
     <w:p>
       <w:pPr>
-        <w:pStyle w:val="Heading2"/>
+        <w:pStyle w:val="Ttulo2"/>
         <w:numPr>
           <w:ilvl w:val="0"/>
           <w:numId w:val="17"/>
@@ -3361,7 +3474,7 @@
           <w:lang w:val="es-CR"/>
         </w:rPr>
       </w:pPr>
-      <w:bookmarkStart w:id="11" w:name="_Toc233489700"/>
+      <w:bookmarkStart w:id="11" w:name="_Toc233651059"/>
       <w:r>
         <w:rPr>
           <w:rFonts w:ascii="Arial" w:hAnsi="Arial" w:cs="Arial"/>
@@ -3395,7 +3508,7 @@
     </w:p>
     <w:p>
       <w:pPr>
-        <w:pStyle w:val="Heading2"/>
+        <w:pStyle w:val="Ttulo2"/>
         <w:numPr>
           <w:ilvl w:val="0"/>
           <w:numId w:val="17"/>
@@ -3411,7 +3524,7 @@
           <w:lang w:val="es-CR"/>
         </w:rPr>
       </w:pPr>
-      <w:bookmarkStart w:id="12" w:name="_Toc233489701"/>
+      <w:bookmarkStart w:id="12" w:name="_Toc233651060"/>
       <w:r>
         <w:rPr>
           <w:rFonts w:ascii="Arial" w:hAnsi="Arial" w:cs="Arial"/>
@@ -3440,28 +3553,12 @@
           <w:rFonts w:ascii="Arial" w:hAnsi="Arial" w:cs="Arial"/>
           <w:lang w:val="es-CR"/>
         </w:rPr>
-        <w:t xml:space="preserve">La Cola de Servicios será utilizada para gestionar las solicitudes de préstamo cuando un libro no se encuentre disponible. Su funcionamiento seguirá el principio FIFO (First In, First </w:t>
-      </w:r>
-      <w:proofErr w:type="spellStart"/>
-      <w:r>
-        <w:rPr>
-          <w:rFonts w:ascii="Arial" w:hAnsi="Arial" w:cs="Arial"/>
-          <w:lang w:val="es-CR"/>
-        </w:rPr>
-        <w:t>Out</w:t>
-      </w:r>
-      <w:proofErr w:type="spellEnd"/>
-      <w:r>
-        <w:rPr>
-          <w:rFonts w:ascii="Arial" w:hAnsi="Arial" w:cs="Arial"/>
-          <w:lang w:val="es-CR"/>
-        </w:rPr>
-        <w:t>), garantizando que las solicitudes sean atendidas en el mismo orden en que fueron registradas. Esta estructura permitirá administrar de manera ordenada las listas de espera para préstamos, asegurando un proceso justo y eficiente para todos los usuarios.</w:t>
-      </w:r>
-    </w:p>
-    <w:p>
-      <w:pPr>
-        <w:pStyle w:val="Heading1"/>
+        <w:t>La Cola de Servicios será utilizada para gestionar las solicitudes de préstamo cuando un libro no se encuentre disponible. Su funcionamiento seguirá el principio FIFO (First In, First Out), garantizando que las solicitudes sean atendidas en el mismo orden en que fueron registradas. Esta estructura permitirá administrar de manera ordenada las listas de espera para préstamos, asegurando un proceso justo y eficiente para todos los usuarios.</w:t>
+      </w:r>
+    </w:p>
+    <w:p>
+      <w:pPr>
+        <w:pStyle w:val="Ttulo1"/>
         <w:jc w:val="both"/>
         <w:rPr>
           <w:rFonts w:ascii="Arial" w:hAnsi="Arial" w:cs="Arial"/>
@@ -3473,7 +3570,7 @@
           <w:lang w:val="es-CR"/>
         </w:rPr>
       </w:pPr>
-      <w:bookmarkStart w:id="13" w:name="_Toc233489702"/>
+      <w:bookmarkStart w:id="13" w:name="_Toc233651061"/>
       <w:r>
         <w:rPr>
           <w:rFonts w:ascii="Arial" w:hAnsi="Arial" w:cs="Arial"/>
@@ -3522,8 +3619,7 @@
     </w:p>
     <w:p>
       <w:pPr>
-        <w:pStyle w:val="Heading1"/>
-        <w:jc w:val="both"/>
+        <w:pStyle w:val="Ttulo1"/>
         <w:rPr>
           <w:rFonts w:ascii="Arial" w:hAnsi="Arial" w:cs="Arial"/>
           <w:b/>
@@ -3534,7 +3630,7 @@
           <w:lang w:val="es-CR"/>
         </w:rPr>
       </w:pPr>
-      <w:bookmarkStart w:id="14" w:name="_Toc233489703"/>
+      <w:bookmarkStart w:id="14" w:name="_Toc233651062"/>
       <w:r>
         <w:rPr>
           <w:rFonts w:ascii="Arial" w:hAnsi="Arial" w:cs="Arial"/>
@@ -3545,13 +3641,146 @@
           <w:szCs w:val="24"/>
           <w:lang w:val="es-CR"/>
         </w:rPr>
+        <w:t>Diagrama de Uso</w:t>
+      </w:r>
+      <w:bookmarkEnd w:id="14"/>
+      <w:r>
+        <w:rPr>
+          <w:rFonts w:ascii="Arial" w:hAnsi="Arial" w:cs="Arial"/>
+          <w:b/>
+          <w:bCs/>
+          <w:color w:val="auto"/>
+          <w:sz w:val="24"/>
+          <w:szCs w:val="24"/>
+          <w:lang w:val="es-CR"/>
+        </w:rPr>
+        <w:t xml:space="preserve"> </w:t>
+      </w:r>
+    </w:p>
+    <w:p>
+      <w:pPr>
+        <w:rPr>
+          <w:lang w:val="es-CR"/>
+        </w:rPr>
+      </w:pPr>
+      <w:hyperlink r:id="rId7" w:history="1">
+        <w:r>
+          <w:rPr>
+            <w:rStyle w:val="Hipervnculo"/>
+            <w:lang w:val="es-CR"/>
+          </w:rPr>
+          <w:t>ProyectoEstructuraDatosII/Documentacion/Diagramas/DiagramaDeClases.pdf at main · juandi2395/ProyectoEstructuraDatosII</w:t>
+        </w:r>
+      </w:hyperlink>
+      <w:r>
+        <w:rPr>
+          <w:lang w:val="es-CR"/>
+        </w:rPr>
+        <w:br/>
+      </w:r>
+    </w:p>
+    <w:p>
+      <w:pPr>
+        <w:pStyle w:val="Ttulo1"/>
+        <w:jc w:val="both"/>
+        <w:rPr>
+          <w:rFonts w:ascii="Arial" w:hAnsi="Arial" w:cs="Arial"/>
+          <w:b/>
+          <w:bCs/>
+          <w:color w:val="auto"/>
+          <w:sz w:val="24"/>
+          <w:szCs w:val="24"/>
+          <w:lang w:val="es-CR"/>
+        </w:rPr>
+      </w:pPr>
+      <w:bookmarkStart w:id="15" w:name="_Toc233651063"/>
+      <w:r>
+        <w:rPr>
+          <w:rFonts w:ascii="Arial" w:hAnsi="Arial" w:cs="Arial"/>
+          <w:b/>
+          <w:bCs/>
+          <w:color w:val="auto"/>
+          <w:sz w:val="24"/>
+          <w:szCs w:val="24"/>
+          <w:lang w:val="es-CR"/>
+        </w:rPr>
+        <w:t xml:space="preserve">Diagrama </w:t>
+      </w:r>
+      <w:r>
+        <w:rPr>
+          <w:rFonts w:ascii="Arial" w:hAnsi="Arial" w:cs="Arial"/>
+          <w:b/>
+          <w:bCs/>
+          <w:color w:val="auto"/>
+          <w:sz w:val="24"/>
+          <w:szCs w:val="24"/>
+          <w:lang w:val="es-CR"/>
+        </w:rPr>
+        <w:t xml:space="preserve">de </w:t>
+      </w:r>
+      <w:r>
+        <w:rPr>
+          <w:rFonts w:ascii="Arial" w:hAnsi="Arial" w:cs="Arial"/>
+          <w:b/>
+          <w:bCs/>
+          <w:color w:val="auto"/>
+          <w:sz w:val="24"/>
+          <w:szCs w:val="24"/>
+          <w:lang w:val="es-CR"/>
+        </w:rPr>
+        <w:t>Clases</w:t>
+      </w:r>
+      <w:bookmarkEnd w:id="15"/>
+    </w:p>
+    <w:p>
+      <w:pPr>
+        <w:rPr>
+          <w:lang w:val="es-CR"/>
+        </w:rPr>
+      </w:pPr>
+      <w:hyperlink r:id="rId8" w:history="1">
+        <w:r>
+          <w:rPr>
+            <w:rStyle w:val="Hipervnculo"/>
+            <w:lang w:val="es-CR"/>
+          </w:rPr>
+          <w:t>ProyectoEstructuraDatosII/Documentacion/Diagramas/DiagramaDeUso.pdf at main · juandi2395/ProyectoEstructuraDatosII</w:t>
+        </w:r>
+      </w:hyperlink>
+    </w:p>
+    <w:p>
+      <w:pPr>
+        <w:pStyle w:val="Ttulo1"/>
+        <w:jc w:val="both"/>
+        <w:rPr>
+          <w:rFonts w:ascii="Arial" w:hAnsi="Arial" w:cs="Arial"/>
+          <w:b/>
+          <w:bCs/>
+          <w:color w:val="auto"/>
+          <w:sz w:val="24"/>
+          <w:szCs w:val="24"/>
+          <w:lang w:val="es-CR"/>
+        </w:rPr>
+      </w:pPr>
+      <w:bookmarkStart w:id="16" w:name="_Toc233651064"/>
+      <w:r>
+        <w:rPr>
+          <w:rFonts w:ascii="Arial" w:hAnsi="Arial" w:cs="Arial"/>
+          <w:b/>
+          <w:bCs/>
+          <w:color w:val="auto"/>
+          <w:sz w:val="24"/>
+          <w:szCs w:val="24"/>
+          <w:lang w:val="es-CR"/>
+        </w:rPr>
+        <w:lastRenderedPageBreak/>
         <w:t>Organización del Proyecto</w:t>
       </w:r>
-      <w:bookmarkEnd w:id="14"/>
-    </w:p>
-    <w:p>
-      <w:pPr>
-        <w:pStyle w:val="Heading2"/>
+      <w:bookmarkEnd w:id="16"/>
+    </w:p>
+    <w:p>
+      <w:pPr>
+        <w:pStyle w:val="Ttulo2"/>
         <w:numPr>
           <w:ilvl w:val="0"/>
           <w:numId w:val="15"/>
@@ -3567,7 +3796,7 @@
           <w:lang w:val="es-CR"/>
         </w:rPr>
       </w:pPr>
-      <w:bookmarkStart w:id="15" w:name="_Toc233489704"/>
+      <w:bookmarkStart w:id="17" w:name="_Toc233651065"/>
       <w:r>
         <w:rPr>
           <w:rFonts w:ascii="Arial" w:hAnsi="Arial" w:cs="Arial"/>
@@ -3580,11 +3809,11 @@
         </w:rPr>
         <w:t>Patron por Capas</w:t>
       </w:r>
-      <w:bookmarkEnd w:id="15"/>
-    </w:p>
-    <w:p>
-      <w:pPr>
-        <w:pStyle w:val="ListParagraph"/>
+      <w:bookmarkEnd w:id="17"/>
+    </w:p>
+    <w:p>
+      <w:pPr>
+        <w:pStyle w:val="Prrafodelista"/>
         <w:numPr>
           <w:ilvl w:val="0"/>
           <w:numId w:val="16"/>
@@ -3605,7 +3834,7 @@
     </w:p>
     <w:p>
       <w:pPr>
-        <w:pStyle w:val="ListParagraph"/>
+        <w:pStyle w:val="Prrafodelista"/>
         <w:numPr>
           <w:ilvl w:val="0"/>
           <w:numId w:val="16"/>
@@ -3626,7 +3855,7 @@
     </w:p>
     <w:p>
       <w:pPr>
-        <w:pStyle w:val="ListParagraph"/>
+        <w:pStyle w:val="Prrafodelista"/>
         <w:numPr>
           <w:ilvl w:val="0"/>
           <w:numId w:val="16"/>
@@ -3647,7 +3876,7 @@
     </w:p>
     <w:p>
       <w:pPr>
-        <w:pStyle w:val="ListParagraph"/>
+        <w:pStyle w:val="Prrafodelista"/>
         <w:numPr>
           <w:ilvl w:val="0"/>
           <w:numId w:val="16"/>
@@ -3663,29 +3892,12 @@
           <w:rFonts w:ascii="Arial" w:hAnsi="Arial" w:cs="Arial"/>
           <w:lang w:val="es-CR"/>
         </w:rPr>
-        <w:lastRenderedPageBreak/>
-        <w:t xml:space="preserve">Estructuras de datos: implementan y administran el Árbol B+, Árbol Rojo-Negro, </w:t>
-      </w:r>
-      <w:proofErr w:type="spellStart"/>
-      <w:r>
-        <w:rPr>
-          <w:rFonts w:ascii="Arial" w:hAnsi="Arial" w:cs="Arial"/>
-          <w:lang w:val="es-CR"/>
-        </w:rPr>
-        <w:t>Hashing</w:t>
-      </w:r>
-      <w:proofErr w:type="spellEnd"/>
-      <w:r>
-        <w:rPr>
-          <w:rFonts w:ascii="Arial" w:hAnsi="Arial" w:cs="Arial"/>
-          <w:lang w:val="es-CR"/>
-        </w:rPr>
-        <w:t xml:space="preserve"> Dinámico, Grafo y Cola de Servicios.</w:t>
-      </w:r>
-    </w:p>
-    <w:p>
-      <w:pPr>
-        <w:pStyle w:val="ListParagraph"/>
+        <w:t>Estructuras de datos: implementan y administran el Árbol B+, Árbol Rojo-Negro, Hashing Dinámico, Grafo y Cola de Servicios.</w:t>
+      </w:r>
+    </w:p>
+    <w:p>
+      <w:pPr>
+        <w:pStyle w:val="Prrafodelista"/>
         <w:numPr>
           <w:ilvl w:val="0"/>
           <w:numId w:val="16"/>
@@ -3706,7 +3918,7 @@
     </w:p>
     <w:p>
       <w:pPr>
-        <w:pStyle w:val="Heading2"/>
+        <w:pStyle w:val="Ttulo2"/>
         <w:numPr>
           <w:ilvl w:val="0"/>
           <w:numId w:val="15"/>
@@ -3722,7 +3934,7 @@
           <w:lang w:val="es-CR"/>
         </w:rPr>
       </w:pPr>
-      <w:bookmarkStart w:id="16" w:name="_Toc233489705"/>
+      <w:bookmarkStart w:id="18" w:name="_Toc233651066"/>
       <w:r>
         <w:rPr>
           <w:rFonts w:ascii="Arial" w:hAnsi="Arial" w:cs="Arial"/>
@@ -3735,11 +3947,11 @@
         </w:rPr>
         <w:t>Descripción de los Módulos</w:t>
       </w:r>
-      <w:bookmarkEnd w:id="16"/>
-    </w:p>
-    <w:p>
-      <w:pPr>
-        <w:pStyle w:val="Heading3"/>
+      <w:bookmarkEnd w:id="18"/>
+    </w:p>
+    <w:p>
+      <w:pPr>
+        <w:pStyle w:val="Ttulo3"/>
         <w:numPr>
           <w:ilvl w:val="1"/>
           <w:numId w:val="15"/>
@@ -3752,7 +3964,7 @@
           <w:lang w:val="es-CR"/>
         </w:rPr>
       </w:pPr>
-      <w:bookmarkStart w:id="17" w:name="_Toc233489706"/>
+      <w:bookmarkStart w:id="19" w:name="_Toc233651067"/>
       <w:r>
         <w:rPr>
           <w:rFonts w:ascii="Arial" w:hAnsi="Arial" w:cs="Arial"/>
@@ -3765,7 +3977,7 @@
         </w:rPr>
         <w:t>Módulo de Gestión de Libros</w:t>
       </w:r>
-      <w:bookmarkEnd w:id="17"/>
+      <w:bookmarkEnd w:id="19"/>
     </w:p>
     <w:p>
       <w:pPr>
@@ -3781,23 +3993,7 @@
           <w:rFonts w:ascii="Arial" w:hAnsi="Arial" w:cs="Arial"/>
           <w:lang w:val="es-CR"/>
         </w:rPr>
-        <w:t xml:space="preserve">El Módulo de Gestión de Libros será responsable de administrar el catálogo de la biblioteca, permitiendo registrar, consultar, modificar y eliminar libros. Para optimizar estas operaciones utilizará un Árbol B+ como índice principal basado en el ISBN, complementado con un sistema de </w:t>
-      </w:r>
-      <w:proofErr w:type="spellStart"/>
-      <w:r>
-        <w:rPr>
-          <w:rFonts w:ascii="Arial" w:hAnsi="Arial" w:cs="Arial"/>
-          <w:lang w:val="es-CR"/>
-        </w:rPr>
-        <w:t>Hashing</w:t>
-      </w:r>
-      <w:proofErr w:type="spellEnd"/>
-      <w:r>
-        <w:rPr>
-          <w:rFonts w:ascii="Arial" w:hAnsi="Arial" w:cs="Arial"/>
-          <w:lang w:val="es-CR"/>
-        </w:rPr>
-        <w:t xml:space="preserve"> Dinámico para realizar búsquedas rápidas por autor o categoría. Este módulo centralizará toda la información relacionada con el inventario de libros y garantizará un acceso eficiente a los registros.</w:t>
+        <w:t>El Módulo de Gestión de Libros será responsable de administrar el catálogo de la biblioteca, permitiendo registrar, consultar, modificar y eliminar libros. Para optimizar estas operaciones utilizará un Árbol B+ como índice principal basado en el ISBN, complementado con un sistema de Hashing Dinámico para realizar búsquedas rápidas por autor o categoría. Este módulo centralizará toda la información relacionada con el inventario de libros y garantizará un acceso eficiente a los registros.</w:t>
       </w:r>
     </w:p>
     <w:p>
@@ -3812,7 +4008,7 @@
     </w:p>
     <w:p>
       <w:pPr>
-        <w:pStyle w:val="Heading3"/>
+        <w:pStyle w:val="Ttulo3"/>
         <w:numPr>
           <w:ilvl w:val="1"/>
           <w:numId w:val="15"/>
@@ -3828,7 +4024,7 @@
           <w:lang w:val="es-CR"/>
         </w:rPr>
       </w:pPr>
-      <w:bookmarkStart w:id="18" w:name="_Toc233489707"/>
+      <w:bookmarkStart w:id="20" w:name="_Toc233651068"/>
       <w:r>
         <w:rPr>
           <w:rFonts w:ascii="Arial" w:hAnsi="Arial" w:cs="Arial"/>
@@ -3841,7 +4037,7 @@
         </w:rPr>
         <w:t>Módulo de Gestión de Usuarios</w:t>
       </w:r>
-      <w:bookmarkEnd w:id="18"/>
+      <w:bookmarkEnd w:id="20"/>
     </w:p>
     <w:p>
       <w:pPr>
@@ -3872,7 +4068,7 @@
     </w:p>
     <w:p>
       <w:pPr>
-        <w:pStyle w:val="Heading3"/>
+        <w:pStyle w:val="Ttulo3"/>
         <w:numPr>
           <w:ilvl w:val="1"/>
           <w:numId w:val="15"/>
@@ -3888,7 +4084,7 @@
           <w:lang w:val="es-CR"/>
         </w:rPr>
       </w:pPr>
-      <w:bookmarkStart w:id="19" w:name="_Toc233489708"/>
+      <w:bookmarkStart w:id="21" w:name="_Toc233651069"/>
       <w:r>
         <w:rPr>
           <w:rFonts w:ascii="Arial" w:hAnsi="Arial" w:cs="Arial"/>
@@ -3901,7 +4097,7 @@
         </w:rPr>
         <w:t>Módulo de Recomendaciones</w:t>
       </w:r>
-      <w:bookmarkEnd w:id="19"/>
+      <w:bookmarkEnd w:id="21"/>
     </w:p>
     <w:p>
       <w:pPr>
@@ -3917,7 +4113,15 @@
           <w:rFonts w:ascii="Arial" w:hAnsi="Arial" w:cs="Arial"/>
           <w:lang w:val="es-CR"/>
         </w:rPr>
-        <w:t>El Módulo de Recomendaciones será el encargado de representar y gestionar las relaciones existentes entre los libros utilizando una estructura de Grafo. A partir de estas conexiones, el sistema podrá sugerir obras relacionadas según criterios como género, autor o temática, proporcionando una experiencia más completa para los usuarios de la biblioteca.</w:t>
+        <w:t xml:space="preserve">El Módulo de Recomendaciones será el encargado de representar y gestionar las relaciones existentes entre los libros utilizando una estructura de Grafo. A partir de estas conexiones, el sistema podrá sugerir obras relacionadas según criterios </w:t>
+      </w:r>
+      <w:r>
+        <w:rPr>
+          <w:rFonts w:ascii="Arial" w:hAnsi="Arial" w:cs="Arial"/>
+          <w:lang w:val="es-CR"/>
+        </w:rPr>
+        <w:lastRenderedPageBreak/>
+        <w:t>como género, autor o temática, proporcionando una experiencia más completa para los usuarios de la biblioteca.</w:t>
       </w:r>
     </w:p>
     <w:p>
@@ -3932,7 +4136,7 @@
     </w:p>
     <w:p>
       <w:pPr>
-        <w:pStyle w:val="Heading3"/>
+        <w:pStyle w:val="Ttulo3"/>
         <w:numPr>
           <w:ilvl w:val="1"/>
           <w:numId w:val="15"/>
@@ -3948,7 +4152,7 @@
           <w:lang w:val="es-CR"/>
         </w:rPr>
       </w:pPr>
-      <w:bookmarkStart w:id="20" w:name="_Toc233489709"/>
+      <w:bookmarkStart w:id="22" w:name="_Toc233651070"/>
       <w:r>
         <w:rPr>
           <w:rFonts w:ascii="Arial" w:hAnsi="Arial" w:cs="Arial"/>
@@ -3961,7 +4165,7 @@
         </w:rPr>
         <w:t>Módulo de Gestión de Préstamos</w:t>
       </w:r>
-      <w:bookmarkEnd w:id="20"/>
+      <w:bookmarkEnd w:id="22"/>
     </w:p>
     <w:p>
       <w:pPr>
@@ -3977,23 +4181,7 @@
           <w:rFonts w:ascii="Arial" w:hAnsi="Arial" w:cs="Arial"/>
           <w:lang w:val="es-CR"/>
         </w:rPr>
-        <w:t xml:space="preserve">El Módulo de Gestión de Préstamos administrará las solicitudes de préstamo y devolución de libros. Cuando un ejemplar no se encuentre disponible, las solicitudes serán almacenadas en una Cola de Servicios siguiendo el principio FIFO (First In, First </w:t>
-      </w:r>
-      <w:proofErr w:type="spellStart"/>
-      <w:r>
-        <w:rPr>
-          <w:rFonts w:ascii="Arial" w:hAnsi="Arial" w:cs="Arial"/>
-          <w:lang w:val="es-CR"/>
-        </w:rPr>
-        <w:t>Out</w:t>
-      </w:r>
-      <w:proofErr w:type="spellEnd"/>
-      <w:r>
-        <w:rPr>
-          <w:rFonts w:ascii="Arial" w:hAnsi="Arial" w:cs="Arial"/>
-          <w:lang w:val="es-CR"/>
-        </w:rPr>
-        <w:t>), garantizando que los usuarios sean atendidos respetando el orden en que realizaron su solicitud.</w:t>
+        <w:t>El Módulo de Gestión de Préstamos administrará las solicitudes de préstamo y devolución de libros. Cuando un ejemplar no se encuentre disponible, las solicitudes serán almacenadas en una Cola de Servicios siguiendo el principio FIFO (First In, First Out), garantizando que los usuarios sean atendidos respetando el orden en que realizaron su solicitud.</w:t>
       </w:r>
       <w:r>
         <w:rPr>
@@ -4005,7 +4193,7 @@
     </w:p>
     <w:p>
       <w:pPr>
-        <w:pStyle w:val="Heading3"/>
+        <w:pStyle w:val="Ttulo3"/>
         <w:numPr>
           <w:ilvl w:val="1"/>
           <w:numId w:val="15"/>
@@ -4021,7 +4209,7 @@
           <w:lang w:val="es-CR"/>
         </w:rPr>
       </w:pPr>
-      <w:bookmarkStart w:id="21" w:name="_Toc233489710"/>
+      <w:bookmarkStart w:id="23" w:name="_Toc233651071"/>
       <w:r>
         <w:rPr>
           <w:rFonts w:ascii="Arial" w:hAnsi="Arial" w:cs="Arial"/>
@@ -4035,7 +4223,7 @@
         <w:lastRenderedPageBreak/>
         <w:t>Módulo de Persistencia</w:t>
       </w:r>
-      <w:bookmarkEnd w:id="21"/>
+      <w:bookmarkEnd w:id="23"/>
     </w:p>
     <w:p>
       <w:pPr>
@@ -4073,7 +4261,7 @@
     </w:p>
     <w:p>
       <w:pPr>
-        <w:pStyle w:val="Heading3"/>
+        <w:pStyle w:val="Ttulo3"/>
         <w:numPr>
           <w:ilvl w:val="1"/>
           <w:numId w:val="15"/>
@@ -4088,7 +4276,7 @@
           <w:lang w:val="es-CR"/>
         </w:rPr>
       </w:pPr>
-      <w:bookmarkStart w:id="22" w:name="_Toc233489711"/>
+      <w:bookmarkStart w:id="24" w:name="_Toc233651072"/>
       <w:r>
         <w:rPr>
           <w:rFonts w:ascii="Arial" w:hAnsi="Arial" w:cs="Arial"/>
@@ -4101,7 +4289,7 @@
         </w:rPr>
         <w:t>Módulo Principal</w:t>
       </w:r>
-      <w:bookmarkEnd w:id="22"/>
+      <w:bookmarkEnd w:id="24"/>
     </w:p>
     <w:p>
       <w:pPr>
@@ -4122,7 +4310,7 @@
     </w:p>
     <w:p>
       <w:pPr>
-        <w:pStyle w:val="Heading1"/>
+        <w:pStyle w:val="Ttulo1"/>
         <w:jc w:val="both"/>
         <w:rPr>
           <w:rFonts w:ascii="Arial" w:hAnsi="Arial" w:cs="Arial"/>
@@ -4134,7 +4322,7 @@
           <w:lang w:val="es-CR"/>
         </w:rPr>
       </w:pPr>
-      <w:bookmarkStart w:id="23" w:name="_Toc233489712"/>
+      <w:bookmarkStart w:id="25" w:name="_Toc233651073"/>
       <w:r>
         <w:rPr>
           <w:rFonts w:ascii="Arial" w:hAnsi="Arial" w:cs="Arial"/>
@@ -4147,7 +4335,7 @@
         </w:rPr>
         <w:t>Conclusión</w:t>
       </w:r>
-      <w:bookmarkEnd w:id="23"/>
+      <w:bookmarkEnd w:id="25"/>
     </w:p>
     <w:p>
       <w:pPr>
@@ -6631,11 +6819,11 @@
     <w:qFormat/>
     <w:rsid w:val="00081F15"/>
   </w:style>
-  <w:style w:type="paragraph" w:styleId="Heading1">
+  <w:style w:type="paragraph" w:styleId="Ttulo1">
     <w:name w:val="heading 1"/>
     <w:basedOn w:val="Normal"/>
     <w:next w:val="Normal"/>
-    <w:link w:val="Heading1Char"/>
+    <w:link w:val="Ttulo1Car"/>
     <w:uiPriority w:val="9"/>
     <w:qFormat/>
     <w:rsid w:val="00081F15"/>
@@ -6652,11 +6840,11 @@
       <w:szCs w:val="40"/>
     </w:rPr>
   </w:style>
-  <w:style w:type="paragraph" w:styleId="Heading2">
+  <w:style w:type="paragraph" w:styleId="Ttulo2">
     <w:name w:val="heading 2"/>
     <w:basedOn w:val="Normal"/>
     <w:next w:val="Normal"/>
-    <w:link w:val="Heading2Char"/>
+    <w:link w:val="Ttulo2Car"/>
     <w:uiPriority w:val="9"/>
     <w:unhideWhenUsed/>
     <w:qFormat/>
@@ -6674,11 +6862,11 @@
       <w:szCs w:val="32"/>
     </w:rPr>
   </w:style>
-  <w:style w:type="paragraph" w:styleId="Heading3">
+  <w:style w:type="paragraph" w:styleId="Ttulo3">
     <w:name w:val="heading 3"/>
     <w:basedOn w:val="Normal"/>
     <w:next w:val="Normal"/>
-    <w:link w:val="Heading3Char"/>
+    <w:link w:val="Ttulo3Car"/>
     <w:uiPriority w:val="9"/>
     <w:unhideWhenUsed/>
     <w:qFormat/>
@@ -6696,11 +6884,11 @@
       <w:szCs w:val="28"/>
     </w:rPr>
   </w:style>
-  <w:style w:type="paragraph" w:styleId="Heading4">
+  <w:style w:type="paragraph" w:styleId="Ttulo4">
     <w:name w:val="heading 4"/>
     <w:basedOn w:val="Normal"/>
     <w:next w:val="Normal"/>
-    <w:link w:val="Heading4Char"/>
+    <w:link w:val="Ttulo4Car"/>
     <w:uiPriority w:val="9"/>
     <w:semiHidden/>
     <w:unhideWhenUsed/>
@@ -6719,11 +6907,11 @@
       <w:color w:val="0F4761" w:themeColor="accent1" w:themeShade="BF"/>
     </w:rPr>
   </w:style>
-  <w:style w:type="paragraph" w:styleId="Heading5">
+  <w:style w:type="paragraph" w:styleId="Ttulo5">
     <w:name w:val="heading 5"/>
     <w:basedOn w:val="Normal"/>
     <w:next w:val="Normal"/>
-    <w:link w:val="Heading5Char"/>
+    <w:link w:val="Ttulo5Car"/>
     <w:uiPriority w:val="9"/>
     <w:semiHidden/>
     <w:unhideWhenUsed/>
@@ -6740,11 +6928,11 @@
       <w:color w:val="0F4761" w:themeColor="accent1" w:themeShade="BF"/>
     </w:rPr>
   </w:style>
-  <w:style w:type="paragraph" w:styleId="Heading6">
+  <w:style w:type="paragraph" w:styleId="Ttulo6">
     <w:name w:val="heading 6"/>
     <w:basedOn w:val="Normal"/>
     <w:next w:val="Normal"/>
-    <w:link w:val="Heading6Char"/>
+    <w:link w:val="Ttulo6Car"/>
     <w:uiPriority w:val="9"/>
     <w:semiHidden/>
     <w:unhideWhenUsed/>
@@ -6763,11 +6951,11 @@
       <w:color w:val="595959" w:themeColor="text1" w:themeTint="A6"/>
     </w:rPr>
   </w:style>
-  <w:style w:type="paragraph" w:styleId="Heading7">
+  <w:style w:type="paragraph" w:styleId="Ttulo7">
     <w:name w:val="heading 7"/>
     <w:basedOn w:val="Normal"/>
     <w:next w:val="Normal"/>
-    <w:link w:val="Heading7Char"/>
+    <w:link w:val="Ttulo7Car"/>
     <w:uiPriority w:val="9"/>
     <w:semiHidden/>
     <w:unhideWhenUsed/>
@@ -6784,11 +6972,11 @@
       <w:color w:val="595959" w:themeColor="text1" w:themeTint="A6"/>
     </w:rPr>
   </w:style>
-  <w:style w:type="paragraph" w:styleId="Heading8">
+  <w:style w:type="paragraph" w:styleId="Ttulo8">
     <w:name w:val="heading 8"/>
     <w:basedOn w:val="Normal"/>
     <w:next w:val="Normal"/>
-    <w:link w:val="Heading8Char"/>
+    <w:link w:val="Ttulo8Car"/>
     <w:uiPriority w:val="9"/>
     <w:semiHidden/>
     <w:unhideWhenUsed/>
@@ -6807,11 +6995,11 @@
       <w:color w:val="272727" w:themeColor="text1" w:themeTint="D8"/>
     </w:rPr>
   </w:style>
-  <w:style w:type="paragraph" w:styleId="Heading9">
+  <w:style w:type="paragraph" w:styleId="Ttulo9">
     <w:name w:val="heading 9"/>
     <w:basedOn w:val="Normal"/>
     <w:next w:val="Normal"/>
-    <w:link w:val="Heading9Char"/>
+    <w:link w:val="Ttulo9Car"/>
     <w:uiPriority w:val="9"/>
     <w:semiHidden/>
     <w:unhideWhenUsed/>
@@ -6828,13 +7016,13 @@
       <w:color w:val="272727" w:themeColor="text1" w:themeTint="D8"/>
     </w:rPr>
   </w:style>
-  <w:style w:type="character" w:default="1" w:styleId="DefaultParagraphFont">
+  <w:style w:type="character" w:default="1" w:styleId="Fuentedeprrafopredeter">
     <w:name w:val="Default Paragraph Font"/>
     <w:uiPriority w:val="1"/>
     <w:semiHidden/>
     <w:unhideWhenUsed/>
   </w:style>
-  <w:style w:type="table" w:default="1" w:styleId="TableNormal">
+  <w:style w:type="table" w:default="1" w:styleId="Tablanormal">
     <w:name w:val="Normal Table"/>
     <w:uiPriority w:val="99"/>
     <w:semiHidden/>
@@ -6849,16 +7037,16 @@
       </w:tblCellMar>
     </w:tblPr>
   </w:style>
-  <w:style w:type="numbering" w:default="1" w:styleId="NoList">
+  <w:style w:type="numbering" w:default="1" w:styleId="Sinlista">
     <w:name w:val="No List"/>
     <w:uiPriority w:val="99"/>
     <w:semiHidden/>
     <w:unhideWhenUsed/>
   </w:style>
-  <w:style w:type="character" w:customStyle="1" w:styleId="Heading1Char">
-    <w:name w:val="Heading 1 Char"/>
-    <w:basedOn w:val="DefaultParagraphFont"/>
-    <w:link w:val="Heading1"/>
+  <w:style w:type="character" w:customStyle="1" w:styleId="Ttulo1Car">
+    <w:name w:val="Título 1 Car"/>
+    <w:basedOn w:val="Fuentedeprrafopredeter"/>
+    <w:link w:val="Ttulo1"/>
     <w:uiPriority w:val="9"/>
     <w:rsid w:val="00081F15"/>
     <w:rPr>
@@ -6868,10 +7056,10 @@
       <w:szCs w:val="40"/>
     </w:rPr>
   </w:style>
-  <w:style w:type="character" w:customStyle="1" w:styleId="Heading2Char">
-    <w:name w:val="Heading 2 Char"/>
-    <w:basedOn w:val="DefaultParagraphFont"/>
-    <w:link w:val="Heading2"/>
+  <w:style w:type="character" w:customStyle="1" w:styleId="Ttulo2Car">
+    <w:name w:val="Título 2 Car"/>
+    <w:basedOn w:val="Fuentedeprrafopredeter"/>
+    <w:link w:val="Ttulo2"/>
     <w:uiPriority w:val="9"/>
     <w:rsid w:val="00081F15"/>
     <w:rPr>
@@ -6881,10 +7069,10 @@
       <w:szCs w:val="32"/>
     </w:rPr>
   </w:style>
-  <w:style w:type="character" w:customStyle="1" w:styleId="Heading3Char">
-    <w:name w:val="Heading 3 Char"/>
-    <w:basedOn w:val="DefaultParagraphFont"/>
-    <w:link w:val="Heading3"/>
+  <w:style w:type="character" w:customStyle="1" w:styleId="Ttulo3Car">
+    <w:name w:val="Título 3 Car"/>
+    <w:basedOn w:val="Fuentedeprrafopredeter"/>
+    <w:link w:val="Ttulo3"/>
     <w:uiPriority w:val="9"/>
     <w:rsid w:val="00081F15"/>
     <w:rPr>
@@ -6894,10 +7082,10 @@
       <w:szCs w:val="28"/>
     </w:rPr>
   </w:style>
-  <w:style w:type="character" w:customStyle="1" w:styleId="Heading4Char">
-    <w:name w:val="Heading 4 Char"/>
-    <w:basedOn w:val="DefaultParagraphFont"/>
-    <w:link w:val="Heading4"/>
+  <w:style w:type="character" w:customStyle="1" w:styleId="Ttulo4Car">
+    <w:name w:val="Título 4 Car"/>
+    <w:basedOn w:val="Fuentedeprrafopredeter"/>
+    <w:link w:val="Ttulo4"/>
     <w:uiPriority w:val="9"/>
     <w:semiHidden/>
     <w:rsid w:val="00081F15"/>
@@ -6908,10 +7096,10 @@
       <w:color w:val="0F4761" w:themeColor="accent1" w:themeShade="BF"/>
     </w:rPr>
   </w:style>
-  <w:style w:type="character" w:customStyle="1" w:styleId="Heading5Char">
-    <w:name w:val="Heading 5 Char"/>
-    <w:basedOn w:val="DefaultParagraphFont"/>
-    <w:link w:val="Heading5"/>
+  <w:style w:type="character" w:customStyle="1" w:styleId="Ttulo5Car">
+    <w:name w:val="Título 5 Car"/>
+    <w:basedOn w:val="Fuentedeprrafopredeter"/>
+    <w:link w:val="Ttulo5"/>
     <w:uiPriority w:val="9"/>
     <w:semiHidden/>
     <w:rsid w:val="00081F15"/>
@@ -6920,10 +7108,10 @@
       <w:color w:val="0F4761" w:themeColor="accent1" w:themeShade="BF"/>
     </w:rPr>
   </w:style>
-  <w:style w:type="character" w:customStyle="1" w:styleId="Heading6Char">
-    <w:name w:val="Heading 6 Char"/>
-    <w:basedOn w:val="DefaultParagraphFont"/>
-    <w:link w:val="Heading6"/>
+  <w:style w:type="character" w:customStyle="1" w:styleId="Ttulo6Car">
+    <w:name w:val="Título 6 Car"/>
+    <w:basedOn w:val="Fuentedeprrafopredeter"/>
+    <w:link w:val="Ttulo6"/>
     <w:uiPriority w:val="9"/>
     <w:semiHidden/>
     <w:rsid w:val="00081F15"/>
@@ -6934,10 +7122,10 @@
       <w:color w:val="595959" w:themeColor="text1" w:themeTint="A6"/>
     </w:rPr>
   </w:style>
-  <w:style w:type="character" w:customStyle="1" w:styleId="Heading7Char">
-    <w:name w:val="Heading 7 Char"/>
-    <w:basedOn w:val="DefaultParagraphFont"/>
-    <w:link w:val="Heading7"/>
+  <w:style w:type="character" w:customStyle="1" w:styleId="Ttulo7Car">
+    <w:name w:val="Título 7 Car"/>
+    <w:basedOn w:val="Fuentedeprrafopredeter"/>
+    <w:link w:val="Ttulo7"/>
     <w:uiPriority w:val="9"/>
     <w:semiHidden/>
     <w:rsid w:val="00081F15"/>
@@ -6946,10 +7134,10 @@
       <w:color w:val="595959" w:themeColor="text1" w:themeTint="A6"/>
     </w:rPr>
   </w:style>
-  <w:style w:type="character" w:customStyle="1" w:styleId="Heading8Char">
-    <w:name w:val="Heading 8 Char"/>
-    <w:basedOn w:val="DefaultParagraphFont"/>
-    <w:link w:val="Heading8"/>
+  <w:style w:type="character" w:customStyle="1" w:styleId="Ttulo8Car">
+    <w:name w:val="Título 8 Car"/>
+    <w:basedOn w:val="Fuentedeprrafopredeter"/>
+    <w:link w:val="Ttulo8"/>
     <w:uiPriority w:val="9"/>
     <w:semiHidden/>
     <w:rsid w:val="00081F15"/>
@@ -6960,10 +7148,10 @@
       <w:color w:val="272727" w:themeColor="text1" w:themeTint="D8"/>
     </w:rPr>
   </w:style>
-  <w:style w:type="character" w:customStyle="1" w:styleId="Heading9Char">
-    <w:name w:val="Heading 9 Char"/>
-    <w:basedOn w:val="DefaultParagraphFont"/>
-    <w:link w:val="Heading9"/>
+  <w:style w:type="character" w:customStyle="1" w:styleId="Ttulo9Car">
+    <w:name w:val="Título 9 Car"/>
+    <w:basedOn w:val="Fuentedeprrafopredeter"/>
+    <w:link w:val="Ttulo9"/>
     <w:uiPriority w:val="9"/>
     <w:semiHidden/>
     <w:rsid w:val="00081F15"/>
@@ -6972,11 +7160,11 @@
       <w:color w:val="272727" w:themeColor="text1" w:themeTint="D8"/>
     </w:rPr>
   </w:style>
-  <w:style w:type="paragraph" w:styleId="Title">
+  <w:style w:type="paragraph" w:styleId="Ttulo">
     <w:name w:val="Title"/>
     <w:basedOn w:val="Normal"/>
     <w:next w:val="Normal"/>
-    <w:link w:val="TitleChar"/>
+    <w:link w:val="TtuloCar"/>
     <w:uiPriority w:val="10"/>
     <w:qFormat/>
     <w:rsid w:val="00081F15"/>
@@ -6992,10 +7180,10 @@
       <w:szCs w:val="56"/>
     </w:rPr>
   </w:style>
-  <w:style w:type="character" w:customStyle="1" w:styleId="TitleChar">
-    <w:name w:val="Title Char"/>
-    <w:basedOn w:val="DefaultParagraphFont"/>
-    <w:link w:val="Title"/>
+  <w:style w:type="character" w:customStyle="1" w:styleId="TtuloCar">
+    <w:name w:val="Título Car"/>
+    <w:basedOn w:val="Fuentedeprrafopredeter"/>
+    <w:link w:val="Ttulo"/>
     <w:uiPriority w:val="10"/>
     <w:rsid w:val="00081F15"/>
     <w:rPr>
@@ -7006,11 +7194,11 @@
       <w:szCs w:val="56"/>
     </w:rPr>
   </w:style>
-  <w:style w:type="paragraph" w:styleId="Subtitle">
+  <w:style w:type="paragraph" w:styleId="Subttulo">
     <w:name w:val="Subtitle"/>
     <w:basedOn w:val="Normal"/>
     <w:next w:val="Normal"/>
-    <w:link w:val="SubtitleChar"/>
+    <w:link w:val="SubttuloCar"/>
     <w:uiPriority w:val="11"/>
     <w:qFormat/>
     <w:rsid w:val="00081F15"/>
@@ -7027,10 +7215,10 @@
       <w:szCs w:val="28"/>
     </w:rPr>
   </w:style>
-  <w:style w:type="character" w:customStyle="1" w:styleId="SubtitleChar">
-    <w:name w:val="Subtitle Char"/>
-    <w:basedOn w:val="DefaultParagraphFont"/>
-    <w:link w:val="Subtitle"/>
+  <w:style w:type="character" w:customStyle="1" w:styleId="SubttuloCar">
+    <w:name w:val="Subtítulo Car"/>
+    <w:basedOn w:val="Fuentedeprrafopredeter"/>
+    <w:link w:val="Subttulo"/>
     <w:uiPriority w:val="11"/>
     <w:rsid w:val="00081F15"/>
     <w:rPr>
@@ -7041,11 +7229,11 @@
       <w:szCs w:val="28"/>
     </w:rPr>
   </w:style>
-  <w:style w:type="paragraph" w:styleId="Quote">
+  <w:style w:type="paragraph" w:styleId="Cita">
     <w:name w:val="Quote"/>
     <w:basedOn w:val="Normal"/>
     <w:next w:val="Normal"/>
-    <w:link w:val="QuoteChar"/>
+    <w:link w:val="CitaCar"/>
     <w:uiPriority w:val="29"/>
     <w:qFormat/>
     <w:rsid w:val="00081F15"/>
@@ -7059,10 +7247,10 @@
       <w:color w:val="404040" w:themeColor="text1" w:themeTint="BF"/>
     </w:rPr>
   </w:style>
-  <w:style w:type="character" w:customStyle="1" w:styleId="QuoteChar">
-    <w:name w:val="Quote Char"/>
-    <w:basedOn w:val="DefaultParagraphFont"/>
-    <w:link w:val="Quote"/>
+  <w:style w:type="character" w:customStyle="1" w:styleId="CitaCar">
+    <w:name w:val="Cita Car"/>
+    <w:basedOn w:val="Fuentedeprrafopredeter"/>
+    <w:link w:val="Cita"/>
     <w:uiPriority w:val="29"/>
     <w:rsid w:val="00081F15"/>
     <w:rPr>
@@ -7071,7 +7259,7 @@
       <w:color w:val="404040" w:themeColor="text1" w:themeTint="BF"/>
     </w:rPr>
   </w:style>
-  <w:style w:type="paragraph" w:styleId="ListParagraph">
+  <w:style w:type="paragraph" w:styleId="Prrafodelista">
     <w:name w:val="List Paragraph"/>
     <w:basedOn w:val="Normal"/>
     <w:uiPriority w:val="34"/>
@@ -7082,9 +7270,9 @@
       <w:contextualSpacing/>
     </w:pPr>
   </w:style>
-  <w:style w:type="character" w:styleId="IntenseEmphasis">
+  <w:style w:type="character" w:styleId="nfasisintenso">
     <w:name w:val="Intense Emphasis"/>
-    <w:basedOn w:val="DefaultParagraphFont"/>
+    <w:basedOn w:val="Fuentedeprrafopredeter"/>
     <w:uiPriority w:val="21"/>
     <w:qFormat/>
     <w:rsid w:val="00081F15"/>
@@ -7094,11 +7282,11 @@
       <w:color w:val="0F4761" w:themeColor="accent1" w:themeShade="BF"/>
     </w:rPr>
   </w:style>
-  <w:style w:type="paragraph" w:styleId="IntenseQuote">
+  <w:style w:type="paragraph" w:styleId="Citadestacada">
     <w:name w:val="Intense Quote"/>
     <w:basedOn w:val="Normal"/>
     <w:next w:val="Normal"/>
-    <w:link w:val="IntenseQuoteChar"/>
+    <w:link w:val="CitadestacadaCar"/>
     <w:uiPriority w:val="30"/>
     <w:qFormat/>
     <w:rsid w:val="00081F15"/>
@@ -7117,10 +7305,10 @@
       <w:color w:val="0F4761" w:themeColor="accent1" w:themeShade="BF"/>
     </w:rPr>
   </w:style>
-  <w:style w:type="character" w:customStyle="1" w:styleId="IntenseQuoteChar">
-    <w:name w:val="Intense Quote Char"/>
-    <w:basedOn w:val="DefaultParagraphFont"/>
-    <w:link w:val="IntenseQuote"/>
+  <w:style w:type="character" w:customStyle="1" w:styleId="CitadestacadaCar">
+    <w:name w:val="Cita destacada Car"/>
+    <w:basedOn w:val="Fuentedeprrafopredeter"/>
+    <w:link w:val="Citadestacada"/>
     <w:uiPriority w:val="30"/>
     <w:rsid w:val="00081F15"/>
     <w:rPr>
@@ -7129,9 +7317,9 @@
       <w:color w:val="0F4761" w:themeColor="accent1" w:themeShade="BF"/>
     </w:rPr>
   </w:style>
-  <w:style w:type="character" w:styleId="IntenseReference">
+  <w:style w:type="character" w:styleId="Referenciaintensa">
     <w:name w:val="Intense Reference"/>
-    <w:basedOn w:val="DefaultParagraphFont"/>
+    <w:basedOn w:val="Fuentedeprrafopredeter"/>
     <w:uiPriority w:val="32"/>
     <w:qFormat/>
     <w:rsid w:val="00081F15"/>
@@ -7143,9 +7331,9 @@
       <w:spacing w:val="5"/>
     </w:rPr>
   </w:style>
-  <w:style w:type="paragraph" w:styleId="TOCHeading">
+  <w:style w:type="paragraph" w:styleId="TtuloTDC">
     <w:name w:val="TOC Heading"/>
-    <w:basedOn w:val="Heading1"/>
+    <w:basedOn w:val="Ttulo1"/>
     <w:next w:val="Normal"/>
     <w:uiPriority w:val="39"/>
     <w:unhideWhenUsed/>
@@ -7162,7 +7350,7 @@
       <w14:ligatures w14:val="none"/>
     </w:rPr>
   </w:style>
-  <w:style w:type="paragraph" w:styleId="TOC1">
+  <w:style w:type="paragraph" w:styleId="TDC1">
     <w:name w:val="toc 1"/>
     <w:basedOn w:val="Normal"/>
     <w:next w:val="Normal"/>
@@ -7174,9 +7362,9 @@
       <w:spacing w:after="100"/>
     </w:pPr>
   </w:style>
-  <w:style w:type="character" w:styleId="Hyperlink">
+  <w:style w:type="character" w:styleId="Hipervnculo">
     <w:name w:val="Hyperlink"/>
-    <w:basedOn w:val="DefaultParagraphFont"/>
+    <w:basedOn w:val="Fuentedeprrafopredeter"/>
     <w:uiPriority w:val="99"/>
     <w:unhideWhenUsed/>
     <w:rsid w:val="00081F15"/>
@@ -7185,7 +7373,7 @@
       <w:u w:val="single"/>
     </w:rPr>
   </w:style>
-  <w:style w:type="paragraph" w:styleId="TOC2">
+  <w:style w:type="paragraph" w:styleId="TDC2">
     <w:name w:val="toc 2"/>
     <w:basedOn w:val="Normal"/>
     <w:next w:val="Normal"/>
@@ -7214,7 +7402,7 @@
       <w14:ligatures w14:val="none"/>
     </w:rPr>
   </w:style>
-  <w:style w:type="paragraph" w:styleId="TOC3">
+  <w:style w:type="paragraph" w:styleId="TDC3">
     <w:name w:val="toc 3"/>
     <w:basedOn w:val="Normal"/>
     <w:next w:val="Normal"/>
@@ -7226,6 +7414,18 @@
       <w:spacing w:after="100"/>
       <w:ind w:left="480"/>
     </w:pPr>
+  </w:style>
+  <w:style w:type="character" w:styleId="Mencinsinresolver">
+    <w:name w:val="Unresolved Mention"/>
+    <w:basedOn w:val="Fuentedeprrafopredeter"/>
+    <w:uiPriority w:val="99"/>
+    <w:semiHidden/>
+    <w:unhideWhenUsed/>
+    <w:rsid w:val="00BB06F6"/>
+    <w:rPr>
+      <w:color w:val="605E5C"/>
+      <w:shd w:val="clear" w:color="auto" w:fill="E1DFDD"/>
+    </w:rPr>
   </w:style>
 </w:styles>
 </file>
